--- a/Bao-cao-loi.docx
+++ b/Bao-cao-loi.docx
@@ -68,54 +68,66 @@
     </w:p>
     <w:p>
       <w:pPr>
-        <w:rPr>
-          <w:rFonts w:ascii="Times New Roman" w:hAnsi="Times New Roman" w:cs="Times New Roman"/>
-          <w:sz w:val="26"/>
-          <w:szCs w:val="26"/>
+        <w:jc w:val="center"/>
+        <w:rPr>
+          <w:rFonts w:ascii="Times New Roman" w:hAnsi="Times New Roman" w:cs="Times New Roman"/>
+          <w:b/>
+          <w:bCs/>
+          <w:sz w:val="32"/>
+          <w:szCs w:val="32"/>
           <w:lang w:val="vi-VN"/>
         </w:rPr>
       </w:pPr>
-    </w:p>
-    <w:p>
-      <w:pPr>
-        <w:rPr>
-          <w:rFonts w:ascii="Times New Roman" w:hAnsi="Times New Roman" w:cs="Times New Roman"/>
-          <w:b/>
-          <w:bCs/>
-          <w:sz w:val="26"/>
-          <w:szCs w:val="26"/>
+      <w:r>
+        <w:rPr>
+          <w:rFonts w:ascii="Times New Roman" w:hAnsi="Times New Roman" w:cs="Times New Roman"/>
+          <w:b/>
+          <w:bCs/>
+          <w:sz w:val="32"/>
+          <w:szCs w:val="32"/>
           <w:lang w:val="vi-VN"/>
         </w:rPr>
-      </w:pPr>
-      <w:r>
-        <w:rPr>
-          <w:rFonts w:ascii="Times New Roman" w:hAnsi="Times New Roman" w:cs="Times New Roman"/>
-          <w:b/>
-          <w:bCs/>
-          <w:sz w:val="26"/>
-          <w:szCs w:val="26"/>
-        </w:rPr>
-        <w:t>BÁO CÁO LỖI</w:t>
-      </w:r>
-      <w:r>
-        <w:rPr>
-          <w:rFonts w:ascii="Times New Roman" w:hAnsi="Times New Roman" w:cs="Times New Roman"/>
-          <w:b/>
-          <w:bCs/>
-          <w:sz w:val="26"/>
-          <w:szCs w:val="26"/>
+        <w:t xml:space="preserve">Bài </w:t>
+      </w:r>
+      <w:r>
+        <w:rPr>
+          <w:rFonts w:ascii="Times New Roman" w:hAnsi="Times New Roman" w:cs="Times New Roman"/>
+          <w:b/>
+          <w:bCs/>
+          <w:sz w:val="32"/>
+          <w:szCs w:val="32"/>
           <w:lang w:val="vi-VN"/>
         </w:rPr>
-        <w:t xml:space="preserve"> 1</w:t>
-      </w:r>
-    </w:p>
-    <w:p>
-      <w:pPr>
-        <w:rPr>
-          <w:rFonts w:ascii="Times New Roman" w:hAnsi="Times New Roman" w:cs="Times New Roman"/>
-          <w:sz w:val="26"/>
-          <w:szCs w:val="26"/>
-          <w:lang w:val="vi-VN"/>
+        <w:t>3</w:t>
+      </w:r>
+    </w:p>
+    <w:p>
+      <w:pPr>
+        <w:rPr>
+          <w:rFonts w:ascii="Times New Roman" w:hAnsi="Times New Roman" w:cs="Times New Roman"/>
+          <w:b/>
+          <w:bCs/>
+          <w:sz w:val="26"/>
+          <w:szCs w:val="26"/>
+        </w:rPr>
+      </w:pPr>
+      <w:r>
+        <w:rPr>
+          <w:rFonts w:ascii="Times New Roman" w:hAnsi="Times New Roman" w:cs="Times New Roman"/>
+          <w:b/>
+          <w:bCs/>
+          <w:sz w:val="26"/>
+          <w:szCs w:val="26"/>
+        </w:rPr>
+        <w:t>BÁO CÁO LỖI 01</w:t>
+      </w:r>
+    </w:p>
+    <w:p>
+      <w:pPr>
+        <w:rPr>
+          <w:rFonts w:ascii="Times New Roman" w:hAnsi="Times New Roman" w:cs="Times New Roman"/>
+          <w:sz w:val="26"/>
+          <w:szCs w:val="26"/>
         </w:rPr>
       </w:pPr>
       <w:r>
@@ -134,16 +146,15 @@
           <w:sz w:val="26"/>
           <w:szCs w:val="26"/>
         </w:rPr>
-        <w:t xml:space="preserve"> Hàm SUM trả về kết quả sai khi vùng dữ liệu có ô trống hoặc giá trị bằng 0. </w:t>
-      </w:r>
-    </w:p>
-    <w:p>
-      <w:pPr>
-        <w:rPr>
-          <w:rFonts w:ascii="Times New Roman" w:hAnsi="Times New Roman" w:cs="Times New Roman"/>
-          <w:sz w:val="26"/>
-          <w:szCs w:val="26"/>
-          <w:lang w:val="vi-VN"/>
+        <w:t xml:space="preserve"> Đối tượng ErrorCollector thu thập và báo cáo lỗi khi thực hiện phép so sánh logic sai.</w:t>
+      </w:r>
+    </w:p>
+    <w:p>
+      <w:pPr>
+        <w:rPr>
+          <w:rFonts w:ascii="Times New Roman" w:hAnsi="Times New Roman" w:cs="Times New Roman"/>
+          <w:sz w:val="26"/>
+          <w:szCs w:val="26"/>
         </w:rPr>
       </w:pPr>
       <w:r>
@@ -162,16 +173,15 @@
           <w:sz w:val="26"/>
           <w:szCs w:val="26"/>
         </w:rPr>
-        <w:t xml:space="preserve"> EXL-001 </w:t>
-      </w:r>
-    </w:p>
-    <w:p>
-      <w:pPr>
-        <w:rPr>
-          <w:rFonts w:ascii="Times New Roman" w:hAnsi="Times New Roman" w:cs="Times New Roman"/>
-          <w:sz w:val="26"/>
-          <w:szCs w:val="26"/>
-          <w:lang w:val="vi-VN"/>
+        <w:t xml:space="preserve"> JUnit-001</w:t>
+      </w:r>
+    </w:p>
+    <w:p>
+      <w:pPr>
+        <w:rPr>
+          <w:rFonts w:ascii="Times New Roman" w:hAnsi="Times New Roman" w:cs="Times New Roman"/>
+          <w:sz w:val="26"/>
+          <w:szCs w:val="26"/>
         </w:rPr>
       </w:pPr>
       <w:r>
@@ -190,16 +200,15 @@
           <w:sz w:val="26"/>
           <w:szCs w:val="26"/>
         </w:rPr>
-        <w:t xml:space="preserve"> Microsoft Excel 2021</w:t>
-      </w:r>
-    </w:p>
-    <w:p>
-      <w:pPr>
-        <w:rPr>
-          <w:rFonts w:ascii="Times New Roman" w:hAnsi="Times New Roman" w:cs="Times New Roman"/>
-          <w:sz w:val="26"/>
-          <w:szCs w:val="26"/>
-          <w:lang w:val="vi-VN"/>
+        <w:t xml:space="preserve"> JUnit 4.13.2</w:t>
+      </w:r>
+    </w:p>
+    <w:p>
+      <w:pPr>
+        <w:rPr>
+          <w:rFonts w:ascii="Times New Roman" w:hAnsi="Times New Roman" w:cs="Times New Roman"/>
+          <w:sz w:val="26"/>
+          <w:szCs w:val="26"/>
         </w:rPr>
       </w:pPr>
       <w:r>
@@ -218,16 +227,15 @@
           <w:sz w:val="26"/>
           <w:szCs w:val="26"/>
         </w:rPr>
-        <w:t xml:space="preserve"> Nghiêm trọng</w:t>
-      </w:r>
-    </w:p>
-    <w:p>
-      <w:pPr>
-        <w:rPr>
-          <w:rFonts w:ascii="Times New Roman" w:hAnsi="Times New Roman" w:cs="Times New Roman"/>
-          <w:sz w:val="26"/>
-          <w:szCs w:val="26"/>
-          <w:lang w:val="vi-VN"/>
+        <w:t xml:space="preserve"> Cao</w:t>
+      </w:r>
+    </w:p>
+    <w:p>
+      <w:pPr>
+        <w:rPr>
+          <w:rFonts w:ascii="Times New Roman" w:hAnsi="Times New Roman" w:cs="Times New Roman"/>
+          <w:sz w:val="26"/>
+          <w:szCs w:val="26"/>
         </w:rPr>
       </w:pPr>
       <w:r>
@@ -255,7 +263,6 @@
           <w:rFonts w:ascii="Times New Roman" w:hAnsi="Times New Roman" w:cs="Times New Roman"/>
           <w:sz w:val="26"/>
           <w:szCs w:val="26"/>
-          <w:lang w:val="vi-VN"/>
         </w:rPr>
       </w:pPr>
       <w:r>
@@ -274,16 +281,15 @@
           <w:sz w:val="26"/>
           <w:szCs w:val="26"/>
         </w:rPr>
-        <w:t xml:space="preserve"> Lê Minh Hoàng </w:t>
-      </w:r>
-    </w:p>
-    <w:p>
-      <w:pPr>
-        <w:rPr>
-          <w:rFonts w:ascii="Times New Roman" w:hAnsi="Times New Roman" w:cs="Times New Roman"/>
-          <w:sz w:val="26"/>
-          <w:szCs w:val="26"/>
-          <w:lang w:val="vi-VN"/>
+        <w:t xml:space="preserve"> Đội ngũ Phát triển Logic</w:t>
+      </w:r>
+    </w:p>
+    <w:p>
+      <w:pPr>
+        <w:rPr>
+          <w:rFonts w:ascii="Times New Roman" w:hAnsi="Times New Roman" w:cs="Times New Roman"/>
+          <w:sz w:val="26"/>
+          <w:szCs w:val="26"/>
         </w:rPr>
       </w:pPr>
       <w:r>
@@ -302,16 +308,15 @@
           <w:sz w:val="26"/>
           <w:szCs w:val="26"/>
         </w:rPr>
-        <w:t xml:space="preserve"> Võ Anh Kiệt </w:t>
-      </w:r>
-    </w:p>
-    <w:p>
-      <w:pPr>
-        <w:rPr>
-          <w:rFonts w:ascii="Times New Roman" w:hAnsi="Times New Roman" w:cs="Times New Roman"/>
-          <w:sz w:val="26"/>
-          <w:szCs w:val="26"/>
-          <w:lang w:val="vi-VN"/>
+        <w:t xml:space="preserve"> Võ Anh Kiệt</w:t>
+      </w:r>
+    </w:p>
+    <w:p>
+      <w:pPr>
+        <w:rPr>
+          <w:rFonts w:ascii="Times New Roman" w:hAnsi="Times New Roman" w:cs="Times New Roman"/>
+          <w:sz w:val="26"/>
+          <w:szCs w:val="26"/>
         </w:rPr>
       </w:pPr>
       <w:r>
@@ -330,16 +335,15 @@
           <w:sz w:val="26"/>
           <w:szCs w:val="26"/>
         </w:rPr>
-        <w:t xml:space="preserve"> 30/12/2025 </w:t>
-      </w:r>
-    </w:p>
-    <w:p>
-      <w:pPr>
-        <w:rPr>
-          <w:rFonts w:ascii="Times New Roman" w:hAnsi="Times New Roman" w:cs="Times New Roman"/>
-          <w:sz w:val="26"/>
-          <w:szCs w:val="26"/>
-          <w:lang w:val="vi-VN"/>
+        <w:t xml:space="preserve"> 03/02/2026</w:t>
+      </w:r>
+    </w:p>
+    <w:p>
+      <w:pPr>
+        <w:rPr>
+          <w:rFonts w:ascii="Times New Roman" w:hAnsi="Times New Roman" w:cs="Times New Roman"/>
+          <w:sz w:val="26"/>
+          <w:szCs w:val="26"/>
         </w:rPr>
       </w:pPr>
       <w:r>
@@ -358,7 +362,7 @@
           <w:sz w:val="26"/>
           <w:szCs w:val="26"/>
         </w:rPr>
-        <w:t xml:space="preserve"> Lỗi logic tính toán công thức</w:t>
+        <w:t xml:space="preserve"> Lỗi sai lệch giữa kết quả thực tế và mong đợi (Assertion Error)</w:t>
       </w:r>
     </w:p>
     <w:p>
@@ -385,8 +389,17 @@
           <w:sz w:val="26"/>
           <w:szCs w:val="26"/>
         </w:rPr>
-        <w:t xml:space="preserve"> Mới </w:t>
-      </w:r>
+        <w:t xml:space="preserve"> Mới</w:t>
+      </w:r>
+    </w:p>
+    <w:p>
+      <w:pPr>
+        <w:rPr>
+          <w:rFonts w:ascii="Times New Roman" w:hAnsi="Times New Roman" w:cs="Times New Roman"/>
+          <w:sz w:val="26"/>
+          <w:szCs w:val="26"/>
+        </w:rPr>
+      </w:pPr>
       <w:r>
         <w:rPr>
           <w:rFonts w:ascii="Times New Roman" w:hAnsi="Times New Roman" w:cs="Times New Roman"/>
@@ -403,7 +416,7 @@
           <w:sz w:val="26"/>
           <w:szCs w:val="26"/>
         </w:rPr>
-        <w:t xml:space="preserve"> Windows 11</w:t>
+        <w:t xml:space="preserve"> Windows 11, IntelliJ IDEA 2025.1.1.1, JDK 17</w:t>
       </w:r>
     </w:p>
     <w:p>
@@ -430,7 +443,7 @@
           <w:sz w:val="26"/>
           <w:szCs w:val="26"/>
         </w:rPr>
-        <w:t xml:space="preserve"> Chức năng tính toán của hàm SUM gặp lỗi logic khi xử lý vùng dữ liệu hỗn hợp. Thay vì cộng dồn tất cả các giá trị số, hệ thống tự động ngừng tính toán hoặc trả về kết quả bằng 0 nếu trong vùng chọn có chứa một ô trống hoặc một ô có giá trị bằng 0. Điều này vi phạm tiêu chí "kết quả tính toán phải chính xác tuyệt đối 100%" trong kế hoạch kiểm thử.</w:t>
+        <w:t xml:space="preserve"> Trong phương thức kiểm thử example(), khi sử dụng Assert.assertTrue("A" == "B"), phép so sánh trả về giá trị false. Thay vì dừng chương trình ngay lập tức, lỗi này đã được ErrorCollector thu thập lại. Điều này dẫn đến kết quả cuối cùng của bài test là false, đúng với mục tiêu kiểm thử logic.</w:t>
       </w:r>
     </w:p>
     <w:p>
@@ -450,13 +463,561 @@
           <w:szCs w:val="26"/>
         </w:rPr>
         <w:t>Các Bước Tái Tạo Lỗi:</w:t>
+      </w:r>
+      <w:r>
+        <w:rPr>
+          <w:rFonts w:ascii="Times New Roman" w:hAnsi="Times New Roman" w:cs="Times New Roman"/>
+          <w:sz w:val="26"/>
+          <w:szCs w:val="26"/>
+        </w:rPr>
+        <w:t xml:space="preserve"> 1. Mở Project 1150080143_VoAnhKiet_CNPM2_Testing.</w:t>
+      </w:r>
+    </w:p>
+    <w:p>
+      <w:pPr>
+        <w:rPr>
+          <w:rFonts w:ascii="Times New Roman" w:hAnsi="Times New Roman" w:cs="Times New Roman"/>
+          <w:sz w:val="26"/>
+          <w:szCs w:val="26"/>
+        </w:rPr>
+      </w:pPr>
+      <w:r>
+        <w:rPr>
+          <w:rFonts w:ascii="Times New Roman" w:hAnsi="Times New Roman" w:cs="Times New Roman"/>
+          <w:sz w:val="26"/>
+          <w:szCs w:val="26"/>
+        </w:rPr>
+        <w:t>2. Chạy lớp TestRunner để thực thi ErrorCollectorExample.class.</w:t>
+      </w:r>
+    </w:p>
+    <w:p>
+      <w:pPr>
+        <w:rPr>
+          <w:rFonts w:ascii="Times New Roman" w:hAnsi="Times New Roman" w:cs="Times New Roman"/>
+          <w:sz w:val="26"/>
+          <w:szCs w:val="26"/>
+        </w:rPr>
+      </w:pPr>
+      <w:r>
+        <w:rPr>
+          <w:rFonts w:ascii="Times New Roman" w:hAnsi="Times New Roman" w:cs="Times New Roman"/>
+          <w:sz w:val="26"/>
+          <w:szCs w:val="26"/>
+        </w:rPr>
+        <w:t>3. Quan sát kết quả tại dòng: example(junit.ErrorCollectorExample): null trong Console.</w:t>
+      </w:r>
+    </w:p>
+    <w:p>
+      <w:pPr>
+        <w:rPr>
+          <w:rFonts w:ascii="Times New Roman" w:hAnsi="Times New Roman" w:cs="Times New Roman"/>
+          <w:sz w:val="26"/>
+          <w:szCs w:val="26"/>
+        </w:rPr>
+      </w:pPr>
+      <w:r>
+        <w:rPr>
+          <w:rFonts w:ascii="Times New Roman" w:hAnsi="Times New Roman" w:cs="Times New Roman"/>
+          <w:b/>
+          <w:bCs/>
+          <w:sz w:val="26"/>
+          <w:szCs w:val="26"/>
+        </w:rPr>
+        <w:t>Kết Quả Mong Đợi:</w:t>
+      </w:r>
+      <w:r>
+        <w:rPr>
+          <w:rFonts w:ascii="Times New Roman" w:hAnsi="Times New Roman" w:cs="Times New Roman"/>
+          <w:sz w:val="26"/>
+          <w:szCs w:val="26"/>
+        </w:rPr>
+        <w:t xml:space="preserve"> Phép so sánh "A" == "B" phải trả về true (nếu logic nghiệp vụ yêu cầu hai chuỗi này bằng nhau) hoặc bài test phải xử lý trường hợp không bằng nhau mà không làm hỏng kết quả tổng thể.</w:t>
+      </w:r>
+    </w:p>
+    <w:p>
+      <w:pPr>
+        <w:rPr>
+          <w:rFonts w:ascii="Times New Roman" w:hAnsi="Times New Roman" w:cs="Times New Roman"/>
+          <w:sz w:val="26"/>
+          <w:szCs w:val="26"/>
+        </w:rPr>
+      </w:pPr>
+      <w:r>
+        <w:rPr>
+          <w:rFonts w:ascii="Times New Roman" w:hAnsi="Times New Roman" w:cs="Times New Roman"/>
+          <w:b/>
+          <w:bCs/>
+          <w:sz w:val="26"/>
+          <w:szCs w:val="26"/>
+        </w:rPr>
+        <w:t>Kết Quả Thực Tế:</w:t>
+      </w:r>
+      <w:r>
+        <w:rPr>
+          <w:rFonts w:ascii="Times New Roman" w:hAnsi="Times New Roman" w:cs="Times New Roman"/>
+          <w:sz w:val="26"/>
+          <w:szCs w:val="26"/>
+        </w:rPr>
+        <w:t xml:space="preserve"> Hệ thống báo cáo lỗi null (do assertTrue thất bại) và biến kết quả tổng thành Result==false.</w:t>
+      </w:r>
+    </w:p>
+    <w:p>
+      <w:pPr>
+        <w:rPr>
+          <w:rFonts w:ascii="Times New Roman" w:hAnsi="Times New Roman" w:cs="Times New Roman"/>
+          <w:sz w:val="26"/>
+          <w:szCs w:val="26"/>
+        </w:rPr>
+      </w:pPr>
+    </w:p>
+    <w:p>
+      <w:pPr>
+        <w:rPr>
+          <w:rFonts w:ascii="Times New Roman" w:hAnsi="Times New Roman" w:cs="Times New Roman"/>
+          <w:b/>
+          <w:bCs/>
+          <w:sz w:val="26"/>
+          <w:szCs w:val="26"/>
+        </w:rPr>
+      </w:pPr>
+      <w:r>
+        <w:rPr>
+          <w:rFonts w:ascii="Times New Roman" w:hAnsi="Times New Roman" w:cs="Times New Roman"/>
+          <w:b/>
+          <w:bCs/>
+          <w:sz w:val="26"/>
+          <w:szCs w:val="26"/>
+        </w:rPr>
+        <w:t>BÁO CÁO LỖI 02</w:t>
+      </w:r>
+    </w:p>
+    <w:p>
+      <w:pPr>
+        <w:rPr>
+          <w:rFonts w:ascii="Times New Roman" w:hAnsi="Times New Roman" w:cs="Times New Roman"/>
+          <w:sz w:val="26"/>
+          <w:szCs w:val="26"/>
+        </w:rPr>
+      </w:pPr>
+      <w:r>
+        <w:rPr>
+          <w:rFonts w:ascii="Times New Roman" w:hAnsi="Times New Roman" w:cs="Times New Roman"/>
+          <w:b/>
+          <w:bCs/>
+          <w:sz w:val="26"/>
+          <w:szCs w:val="26"/>
+        </w:rPr>
+        <w:t>Mô Tả Lỗi (Tóm tắt):</w:t>
+      </w:r>
+      <w:r>
+        <w:rPr>
+          <w:rFonts w:ascii="Times New Roman" w:hAnsi="Times New Roman" w:cs="Times New Roman"/>
+          <w:sz w:val="26"/>
+          <w:szCs w:val="26"/>
+        </w:rPr>
+        <w:t xml:space="preserve"> Thu thập các ngoại lệ Throwable chủ động trong mã nguồn kiểm thử.</w:t>
+      </w:r>
+    </w:p>
+    <w:p>
+      <w:pPr>
+        <w:rPr>
+          <w:rFonts w:ascii="Times New Roman" w:hAnsi="Times New Roman" w:cs="Times New Roman"/>
+          <w:sz w:val="26"/>
+          <w:szCs w:val="26"/>
+        </w:rPr>
+      </w:pPr>
+      <w:r>
+        <w:rPr>
+          <w:rFonts w:ascii="Times New Roman" w:hAnsi="Times New Roman" w:cs="Times New Roman"/>
+          <w:b/>
+          <w:bCs/>
+          <w:sz w:val="26"/>
+          <w:szCs w:val="26"/>
+        </w:rPr>
+        <w:t>ID Lỗi:</w:t>
+      </w:r>
+      <w:r>
+        <w:rPr>
+          <w:rFonts w:ascii="Times New Roman" w:hAnsi="Times New Roman" w:cs="Times New Roman"/>
+          <w:sz w:val="26"/>
+          <w:szCs w:val="26"/>
+        </w:rPr>
+        <w:t xml:space="preserve"> JUnit-002</w:t>
+      </w:r>
+    </w:p>
+    <w:p>
+      <w:pPr>
+        <w:rPr>
+          <w:rFonts w:ascii="Times New Roman" w:hAnsi="Times New Roman" w:cs="Times New Roman"/>
+          <w:sz w:val="26"/>
+          <w:szCs w:val="26"/>
+        </w:rPr>
+      </w:pPr>
+      <w:r>
+        <w:rPr>
+          <w:rFonts w:ascii="Times New Roman" w:hAnsi="Times New Roman" w:cs="Times New Roman"/>
+          <w:b/>
+          <w:bCs/>
+          <w:sz w:val="26"/>
+          <w:szCs w:val="26"/>
+        </w:rPr>
+        <w:t>Phiên Bản Sản Phẩm:</w:t>
+      </w:r>
+      <w:r>
+        <w:rPr>
+          <w:rFonts w:ascii="Times New Roman" w:hAnsi="Times New Roman" w:cs="Times New Roman"/>
+          <w:sz w:val="26"/>
+          <w:szCs w:val="26"/>
+        </w:rPr>
+        <w:t xml:space="preserve"> JUnit 4.13.2</w:t>
+      </w:r>
+    </w:p>
+    <w:p>
+      <w:pPr>
+        <w:rPr>
+          <w:rFonts w:ascii="Times New Roman" w:hAnsi="Times New Roman" w:cs="Times New Roman"/>
+          <w:sz w:val="26"/>
+          <w:szCs w:val="26"/>
+        </w:rPr>
+      </w:pPr>
+      <w:r>
+        <w:rPr>
+          <w:rFonts w:ascii="Times New Roman" w:hAnsi="Times New Roman" w:cs="Times New Roman"/>
+          <w:b/>
+          <w:bCs/>
+          <w:sz w:val="26"/>
+          <w:szCs w:val="26"/>
+        </w:rPr>
+        <w:t>Mức Độ Nghiêm Trọng:</w:t>
+      </w:r>
+      <w:r>
+        <w:rPr>
+          <w:rFonts w:ascii="Times New Roman" w:hAnsi="Times New Roman" w:cs="Times New Roman"/>
+          <w:sz w:val="26"/>
+          <w:szCs w:val="26"/>
+        </w:rPr>
+        <w:t xml:space="preserve"> Trung bình</w:t>
+      </w:r>
+    </w:p>
+    <w:p>
+      <w:pPr>
+        <w:rPr>
+          <w:rFonts w:ascii="Times New Roman" w:hAnsi="Times New Roman" w:cs="Times New Roman"/>
+          <w:sz w:val="26"/>
+          <w:szCs w:val="26"/>
+        </w:rPr>
+      </w:pPr>
+      <w:r>
+        <w:rPr>
+          <w:rFonts w:ascii="Times New Roman" w:hAnsi="Times New Roman" w:cs="Times New Roman"/>
+          <w:b/>
+          <w:bCs/>
+          <w:sz w:val="26"/>
+          <w:szCs w:val="26"/>
+        </w:rPr>
+        <w:t>Mức Độ Ưu Tiên:</w:t>
+      </w:r>
+      <w:r>
+        <w:rPr>
+          <w:rFonts w:ascii="Times New Roman" w:hAnsi="Times New Roman" w:cs="Times New Roman"/>
+          <w:sz w:val="26"/>
+          <w:szCs w:val="26"/>
+        </w:rPr>
+        <w:t xml:space="preserve"> Trung bình</w:t>
+      </w:r>
+    </w:p>
+    <w:p>
+      <w:pPr>
+        <w:rPr>
+          <w:rFonts w:ascii="Times New Roman" w:hAnsi="Times New Roman" w:cs="Times New Roman"/>
+          <w:sz w:val="26"/>
+          <w:szCs w:val="26"/>
+        </w:rPr>
+      </w:pPr>
+      <w:r>
+        <w:rPr>
+          <w:rFonts w:ascii="Times New Roman" w:hAnsi="Times New Roman" w:cs="Times New Roman"/>
+          <w:b/>
+          <w:bCs/>
+          <w:sz w:val="26"/>
+          <w:szCs w:val="26"/>
+        </w:rPr>
+        <w:t>Giao Cho:</w:t>
+      </w:r>
+      <w:r>
+        <w:rPr>
+          <w:rFonts w:ascii="Times New Roman" w:hAnsi="Times New Roman" w:cs="Times New Roman"/>
+          <w:sz w:val="26"/>
+          <w:szCs w:val="26"/>
+        </w:rPr>
+        <w:t xml:space="preserve"> Võ Anh Kiệt</w:t>
+      </w:r>
+    </w:p>
+    <w:p>
+      <w:pPr>
+        <w:rPr>
+          <w:rFonts w:ascii="Times New Roman" w:hAnsi="Times New Roman" w:cs="Times New Roman"/>
+          <w:sz w:val="26"/>
+          <w:szCs w:val="26"/>
+        </w:rPr>
+      </w:pPr>
+      <w:r>
+        <w:rPr>
+          <w:rFonts w:ascii="Times New Roman" w:hAnsi="Times New Roman" w:cs="Times New Roman"/>
+          <w:b/>
+          <w:bCs/>
+          <w:sz w:val="26"/>
+          <w:szCs w:val="26"/>
+        </w:rPr>
+        <w:t>Người Báo Cáo:</w:t>
+      </w:r>
+      <w:r>
+        <w:rPr>
+          <w:rFonts w:ascii="Times New Roman" w:hAnsi="Times New Roman" w:cs="Times New Roman"/>
+          <w:sz w:val="26"/>
+          <w:szCs w:val="26"/>
+        </w:rPr>
+        <w:t xml:space="preserve"> Võ Anh Kiệt</w:t>
+      </w:r>
+    </w:p>
+    <w:p>
+      <w:pPr>
+        <w:rPr>
+          <w:rFonts w:ascii="Times New Roman" w:hAnsi="Times New Roman" w:cs="Times New Roman"/>
+          <w:sz w:val="26"/>
+          <w:szCs w:val="26"/>
+        </w:rPr>
+      </w:pPr>
+      <w:r>
+        <w:rPr>
+          <w:rFonts w:ascii="Times New Roman" w:hAnsi="Times New Roman" w:cs="Times New Roman"/>
+          <w:b/>
+          <w:bCs/>
+          <w:sz w:val="26"/>
+          <w:szCs w:val="26"/>
+        </w:rPr>
+        <w:t>Ngày Báo Cáo:</w:t>
+      </w:r>
+      <w:r>
+        <w:rPr>
+          <w:rFonts w:ascii="Times New Roman" w:hAnsi="Times New Roman" w:cs="Times New Roman"/>
+          <w:sz w:val="26"/>
+          <w:szCs w:val="26"/>
+        </w:rPr>
+        <w:t xml:space="preserve"> 03/02/2026</w:t>
+      </w:r>
+    </w:p>
+    <w:p>
+      <w:pPr>
+        <w:rPr>
+          <w:rFonts w:ascii="Times New Roman" w:hAnsi="Times New Roman" w:cs="Times New Roman"/>
+          <w:sz w:val="26"/>
+          <w:szCs w:val="26"/>
+        </w:rPr>
+      </w:pPr>
+      <w:r>
+        <w:rPr>
+          <w:rFonts w:ascii="Times New Roman" w:hAnsi="Times New Roman" w:cs="Times New Roman"/>
+          <w:b/>
+          <w:bCs/>
+          <w:sz w:val="26"/>
+          <w:szCs w:val="26"/>
+        </w:rPr>
+        <w:t>Lý Do:</w:t>
+      </w:r>
+      <w:r>
+        <w:rPr>
+          <w:rFonts w:ascii="Times New Roman" w:hAnsi="Times New Roman" w:cs="Times New Roman"/>
+          <w:sz w:val="26"/>
+          <w:szCs w:val="26"/>
+        </w:rPr>
+        <w:t xml:space="preserve"> Ngoại lệ được tạo thủ công (Manual Throwable Injection)</w:t>
+      </w:r>
+    </w:p>
+    <w:p>
+      <w:pPr>
+        <w:rPr>
+          <w:rFonts w:ascii="Times New Roman" w:hAnsi="Times New Roman" w:cs="Times New Roman"/>
+          <w:sz w:val="26"/>
+          <w:szCs w:val="26"/>
+        </w:rPr>
+      </w:pPr>
+      <w:r>
+        <w:rPr>
+          <w:rFonts w:ascii="Times New Roman" w:hAnsi="Times New Roman" w:cs="Times New Roman"/>
+          <w:b/>
+          <w:bCs/>
+          <w:sz w:val="26"/>
+          <w:szCs w:val="26"/>
+        </w:rPr>
+        <w:t>Tình Trạng:</w:t>
+      </w:r>
+      <w:r>
+        <w:rPr>
+          <w:rFonts w:ascii="Times New Roman" w:hAnsi="Times New Roman" w:cs="Times New Roman"/>
+          <w:sz w:val="26"/>
+          <w:szCs w:val="26"/>
+        </w:rPr>
+        <w:t xml:space="preserve"> Mới</w:t>
+      </w:r>
+    </w:p>
+    <w:p>
+      <w:pPr>
+        <w:rPr>
+          <w:rFonts w:ascii="Times New Roman" w:hAnsi="Times New Roman" w:cs="Times New Roman"/>
+          <w:sz w:val="26"/>
+          <w:szCs w:val="26"/>
+        </w:rPr>
+      </w:pPr>
+      <w:r>
+        <w:rPr>
+          <w:rFonts w:ascii="Times New Roman" w:hAnsi="Times New Roman" w:cs="Times New Roman"/>
+          <w:b/>
+          <w:bCs/>
+          <w:sz w:val="26"/>
+          <w:szCs w:val="26"/>
+        </w:rPr>
+        <w:t>Môi Trường:</w:t>
+      </w:r>
+      <w:r>
+        <w:rPr>
+          <w:rFonts w:ascii="Times New Roman" w:hAnsi="Times New Roman" w:cs="Times New Roman"/>
+          <w:sz w:val="26"/>
+          <w:szCs w:val="26"/>
+        </w:rPr>
+        <w:t xml:space="preserve"> Windows 11, JDK 17</w:t>
+      </w:r>
+    </w:p>
+    <w:p>
+      <w:pPr>
+        <w:rPr>
+          <w:rFonts w:ascii="Times New Roman" w:hAnsi="Times New Roman" w:cs="Times New Roman"/>
+          <w:sz w:val="26"/>
+          <w:szCs w:val="26"/>
+        </w:rPr>
+      </w:pPr>
+      <w:r>
+        <w:rPr>
+          <w:rFonts w:ascii="Times New Roman" w:hAnsi="Times New Roman" w:cs="Times New Roman"/>
+          <w:b/>
+          <w:bCs/>
+          <w:sz w:val="26"/>
+          <w:szCs w:val="26"/>
+        </w:rPr>
+        <w:t>Mô Tả (Chi Tiết):</w:t>
+      </w:r>
+      <w:r>
+        <w:rPr>
+          <w:rFonts w:ascii="Times New Roman" w:hAnsi="Times New Roman" w:cs="Times New Roman"/>
+          <w:sz w:val="26"/>
+          <w:szCs w:val="26"/>
+        </w:rPr>
+        <w:t xml:space="preserve"> Hệ thống ghi nhận 02 lỗi được ném ra chủ động thông qua lệnh collector.addError(new Throwable(...)). Mặc dù lỗi xuất hiện, chương trình vẫn thực hiện lệnh in ra "Hello" và "World!!!!", chứng minh ErrorCollector hoạt động nhưng trạng thái cuối cùng của phiên kiểm thử bị đánh dấu là thất bại.</w:t>
+      </w:r>
+    </w:p>
+    <w:p>
+      <w:pPr>
+        <w:rPr>
+          <w:rFonts w:ascii="Times New Roman" w:hAnsi="Times New Roman" w:cs="Times New Roman"/>
+          <w:sz w:val="26"/>
+          <w:szCs w:val="26"/>
+        </w:rPr>
+      </w:pPr>
+      <w:r>
+        <w:rPr>
+          <w:rFonts w:ascii="Times New Roman" w:hAnsi="Times New Roman" w:cs="Times New Roman"/>
+          <w:b/>
+          <w:bCs/>
+          <w:sz w:val="26"/>
+          <w:szCs w:val="26"/>
+        </w:rPr>
+        <w:t>Các Bước Tái Tạo Lỗi:</w:t>
+      </w:r>
+      <w:r>
+        <w:rPr>
+          <w:rFonts w:ascii="Times New Roman" w:hAnsi="Times New Roman" w:cs="Times New Roman"/>
+          <w:sz w:val="26"/>
+          <w:szCs w:val="26"/>
+        </w:rPr>
+        <w:t xml:space="preserve"> 1. Thực thi TestRunner.java.</w:t>
+      </w:r>
+    </w:p>
+    <w:p>
+      <w:pPr>
+        <w:rPr>
+          <w:rFonts w:ascii="Times New Roman" w:hAnsi="Times New Roman" w:cs="Times New Roman"/>
+          <w:sz w:val="26"/>
+          <w:szCs w:val="26"/>
+        </w:rPr>
+      </w:pPr>
+      <w:r>
+        <w:rPr>
+          <w:rFonts w:ascii="Times New Roman" w:hAnsi="Times New Roman" w:cs="Times New Roman"/>
+          <w:sz w:val="26"/>
+          <w:szCs w:val="26"/>
+        </w:rPr>
+        <w:t>2. Kiểm tra log đầu ra của hệ thống.</w:t>
+      </w:r>
+    </w:p>
+    <w:p>
+      <w:pPr>
+        <w:rPr>
+          <w:rFonts w:ascii="Times New Roman" w:hAnsi="Times New Roman" w:cs="Times New Roman"/>
+          <w:sz w:val="26"/>
+          <w:szCs w:val="26"/>
+        </w:rPr>
+      </w:pPr>
+      <w:r>
+        <w:rPr>
+          <w:rFonts w:ascii="Times New Roman" w:hAnsi="Times New Roman" w:cs="Times New Roman"/>
+          <w:b/>
+          <w:bCs/>
+          <w:sz w:val="26"/>
+          <w:szCs w:val="26"/>
+        </w:rPr>
+        <w:t>Kết Quả Mong Đợi:</w:t>
+      </w:r>
+      <w:r>
+        <w:rPr>
+          <w:rFonts w:ascii="Times New Roman" w:hAnsi="Times New Roman" w:cs="Times New Roman"/>
+          <w:sz w:val="26"/>
+          <w:szCs w:val="26"/>
+        </w:rPr>
+        <w:t xml:space="preserve"> Bài kiểm thử phải vượt qua (Result==true) nếu không có các dòng ném lỗi Throwable thủ công.</w:t>
+      </w:r>
+    </w:p>
+    <w:p>
+      <w:pPr>
+        <w:rPr>
+          <w:rFonts w:ascii="Times New Roman" w:hAnsi="Times New Roman" w:cs="Times New Roman"/>
+          <w:sz w:val="26"/>
+          <w:szCs w:val="26"/>
+        </w:rPr>
+      </w:pPr>
+      <w:r>
+        <w:rPr>
+          <w:rFonts w:ascii="Times New Roman" w:hAnsi="Times New Roman" w:cs="Times New Roman"/>
+          <w:b/>
+          <w:bCs/>
+          <w:sz w:val="26"/>
+          <w:szCs w:val="26"/>
+        </w:rPr>
+        <w:t>Kết Quả Thực Tế:</w:t>
+      </w:r>
+      <w:r>
+        <w:rPr>
+          <w:rFonts w:ascii="Times New Roman" w:hAnsi="Times New Roman" w:cs="Times New Roman"/>
+          <w:sz w:val="26"/>
+          <w:szCs w:val="26"/>
+        </w:rPr>
+        <w:t xml:space="preserve"> Console xuất hiện các dòng lỗi:</w:t>
       </w:r>
     </w:p>
     <w:p>
       <w:pPr>
         <w:numPr>
           <w:ilvl w:val="0"/>
-          <w:numId w:val="1"/>
+          <w:numId w:val="5"/>
         </w:numPr>
         <w:rPr>
           <w:rFonts w:ascii="Times New Roman" w:hAnsi="Times New Roman" w:cs="Times New Roman"/>
@@ -470,14 +1031,14 @@
           <w:sz w:val="26"/>
           <w:szCs w:val="26"/>
         </w:rPr>
-        <w:t>Mở một Workbook mới trong ứng dụng Microsoft Excel.</w:t>
+        <w:t>There is an error in first line</w:t>
       </w:r>
     </w:p>
     <w:p>
       <w:pPr>
         <w:numPr>
           <w:ilvl w:val="0"/>
-          <w:numId w:val="1"/>
+          <w:numId w:val="5"/>
         </w:numPr>
         <w:rPr>
           <w:rFonts w:ascii="Times New Roman" w:hAnsi="Times New Roman" w:cs="Times New Roman"/>
@@ -491,14 +1052,1023 @@
           <w:sz w:val="26"/>
           <w:szCs w:val="26"/>
         </w:rPr>
-        <w:t>Nhập giá trị 100 vào ô A1.</w:t>
+        <w:t>There is an error in second line</w:t>
+      </w:r>
+    </w:p>
+    <w:p>
+      <w:pPr>
+        <w:rPr>
+          <w:rFonts w:ascii="Times New Roman" w:hAnsi="Times New Roman" w:cs="Times New Roman"/>
+          <w:sz w:val="26"/>
+          <w:szCs w:val="26"/>
+        </w:rPr>
+      </w:pPr>
+      <w:r>
+        <w:rPr>
+          <w:rFonts w:ascii="Times New Roman" w:hAnsi="Times New Roman" w:cs="Times New Roman"/>
+          <w:sz w:val="26"/>
+          <w:szCs w:val="26"/>
+        </w:rPr>
+        <w:t>Dẫn đến kết quả Result==false.</w:t>
+      </w:r>
+    </w:p>
+    <w:p>
+      <w:pPr>
+        <w:rPr>
+          <w:rFonts w:ascii="Times New Roman" w:hAnsi="Times New Roman" w:cs="Times New Roman"/>
+          <w:sz w:val="26"/>
+          <w:szCs w:val="26"/>
+          <w:lang w:val="vi-VN"/>
+        </w:rPr>
+      </w:pPr>
+    </w:p>
+    <w:p>
+      <w:pPr>
+        <w:jc w:val="center"/>
+        <w:rPr>
+          <w:rFonts w:ascii="Times New Roman" w:hAnsi="Times New Roman" w:cs="Times New Roman"/>
+          <w:b/>
+          <w:bCs/>
+          <w:sz w:val="32"/>
+          <w:szCs w:val="32"/>
+          <w:lang w:val="vi-VN"/>
+        </w:rPr>
+      </w:pPr>
+      <w:r>
+        <w:rPr>
+          <w:rFonts w:ascii="Times New Roman" w:hAnsi="Times New Roman" w:cs="Times New Roman"/>
+          <w:b/>
+          <w:bCs/>
+          <w:sz w:val="32"/>
+          <w:szCs w:val="32"/>
+          <w:lang w:val="vi-VN"/>
+        </w:rPr>
+        <w:lastRenderedPageBreak/>
+        <w:t xml:space="preserve">Bài </w:t>
+      </w:r>
+      <w:r>
+        <w:rPr>
+          <w:rFonts w:ascii="Times New Roman" w:hAnsi="Times New Roman" w:cs="Times New Roman"/>
+          <w:b/>
+          <w:bCs/>
+          <w:sz w:val="32"/>
+          <w:szCs w:val="32"/>
+          <w:lang w:val="vi-VN"/>
+        </w:rPr>
+        <w:t>5</w:t>
+      </w:r>
+    </w:p>
+    <w:p>
+      <w:pPr>
+        <w:rPr>
+          <w:rFonts w:ascii="Times New Roman" w:hAnsi="Times New Roman" w:cs="Times New Roman"/>
+          <w:b/>
+          <w:bCs/>
+          <w:sz w:val="26"/>
+          <w:szCs w:val="26"/>
+          <w:lang w:val="vi-VN"/>
+        </w:rPr>
+      </w:pPr>
+      <w:r>
+        <w:rPr>
+          <w:rFonts w:ascii="Times New Roman" w:hAnsi="Times New Roman" w:cs="Times New Roman"/>
+          <w:b/>
+          <w:bCs/>
+          <w:sz w:val="26"/>
+          <w:szCs w:val="26"/>
+        </w:rPr>
+        <w:t xml:space="preserve">BÁO CÁO LỖI </w:t>
+      </w:r>
+      <w:r>
+        <w:rPr>
+          <w:rFonts w:ascii="Times New Roman" w:hAnsi="Times New Roman" w:cs="Times New Roman"/>
+          <w:b/>
+          <w:bCs/>
+          <w:sz w:val="26"/>
+          <w:szCs w:val="26"/>
+        </w:rPr>
+        <w:t>01</w:t>
+      </w:r>
+    </w:p>
+    <w:p>
+      <w:pPr>
+        <w:rPr>
+          <w:rFonts w:ascii="Times New Roman" w:hAnsi="Times New Roman" w:cs="Times New Roman"/>
+          <w:sz w:val="26"/>
+          <w:szCs w:val="26"/>
+        </w:rPr>
+      </w:pPr>
+      <w:r>
+        <w:rPr>
+          <w:rFonts w:ascii="Times New Roman" w:hAnsi="Times New Roman" w:cs="Times New Roman"/>
+          <w:b/>
+          <w:bCs/>
+          <w:sz w:val="26"/>
+          <w:szCs w:val="26"/>
+        </w:rPr>
+        <w:t>Mô Tả Lỗi (Tóm tắt):</w:t>
+      </w:r>
+      <w:r>
+        <w:rPr>
+          <w:rFonts w:ascii="Times New Roman" w:hAnsi="Times New Roman" w:cs="Times New Roman"/>
+          <w:sz w:val="26"/>
+          <w:szCs w:val="26"/>
+        </w:rPr>
+        <w:t xml:space="preserve"> Hệ thống ném ngoại lệ khi kích thước tệp đính kèm vượt quá giới hạn cho phép.</w:t>
+      </w:r>
+    </w:p>
+    <w:p>
+      <w:pPr>
+        <w:rPr>
+          <w:rFonts w:ascii="Times New Roman" w:hAnsi="Times New Roman" w:cs="Times New Roman"/>
+          <w:sz w:val="26"/>
+          <w:szCs w:val="26"/>
+        </w:rPr>
+      </w:pPr>
+      <w:r>
+        <w:rPr>
+          <w:rFonts w:ascii="Times New Roman" w:hAnsi="Times New Roman" w:cs="Times New Roman"/>
+          <w:b/>
+          <w:bCs/>
+          <w:sz w:val="26"/>
+          <w:szCs w:val="26"/>
+        </w:rPr>
+        <w:t>ID Lỗi:</w:t>
+      </w:r>
+      <w:r>
+        <w:rPr>
+          <w:rFonts w:ascii="Times New Roman" w:hAnsi="Times New Roman" w:cs="Times New Roman"/>
+          <w:sz w:val="26"/>
+          <w:szCs w:val="26"/>
+        </w:rPr>
+        <w:t xml:space="preserve"> ORG-005</w:t>
+      </w:r>
+    </w:p>
+    <w:p>
+      <w:pPr>
+        <w:rPr>
+          <w:rFonts w:ascii="Times New Roman" w:hAnsi="Times New Roman" w:cs="Times New Roman"/>
+          <w:sz w:val="26"/>
+          <w:szCs w:val="26"/>
+        </w:rPr>
+      </w:pPr>
+      <w:r>
+        <w:rPr>
+          <w:rFonts w:ascii="Times New Roman" w:hAnsi="Times New Roman" w:cs="Times New Roman"/>
+          <w:b/>
+          <w:bCs/>
+          <w:sz w:val="26"/>
+          <w:szCs w:val="26"/>
+        </w:rPr>
+        <w:t>Phiên Bản Sản Phẩm:</w:t>
+      </w:r>
+      <w:r>
+        <w:rPr>
+          <w:rFonts w:ascii="Times New Roman" w:hAnsi="Times New Roman" w:cs="Times New Roman"/>
+          <w:sz w:val="26"/>
+          <w:szCs w:val="26"/>
+        </w:rPr>
+        <w:t xml:space="preserve"> OrangeHRM - Module Job Title</w:t>
+      </w:r>
+    </w:p>
+    <w:p>
+      <w:pPr>
+        <w:rPr>
+          <w:rFonts w:ascii="Times New Roman" w:hAnsi="Times New Roman" w:cs="Times New Roman"/>
+          <w:sz w:val="26"/>
+          <w:szCs w:val="26"/>
+        </w:rPr>
+      </w:pPr>
+      <w:r>
+        <w:rPr>
+          <w:rFonts w:ascii="Times New Roman" w:hAnsi="Times New Roman" w:cs="Times New Roman"/>
+          <w:b/>
+          <w:bCs/>
+          <w:sz w:val="26"/>
+          <w:szCs w:val="26"/>
+        </w:rPr>
+        <w:t>Mức Độ Nghiêm Trọng:</w:t>
+      </w:r>
+      <w:r>
+        <w:rPr>
+          <w:rFonts w:ascii="Times New Roman" w:hAnsi="Times New Roman" w:cs="Times New Roman"/>
+          <w:sz w:val="26"/>
+          <w:szCs w:val="26"/>
+        </w:rPr>
+        <w:t xml:space="preserve"> Trung bình</w:t>
+      </w:r>
+    </w:p>
+    <w:p>
+      <w:pPr>
+        <w:rPr>
+          <w:rFonts w:ascii="Times New Roman" w:hAnsi="Times New Roman" w:cs="Times New Roman"/>
+          <w:sz w:val="26"/>
+          <w:szCs w:val="26"/>
+        </w:rPr>
+      </w:pPr>
+      <w:r>
+        <w:rPr>
+          <w:rFonts w:ascii="Times New Roman" w:hAnsi="Times New Roman" w:cs="Times New Roman"/>
+          <w:b/>
+          <w:bCs/>
+          <w:sz w:val="26"/>
+          <w:szCs w:val="26"/>
+        </w:rPr>
+        <w:t>Mức Độ Ưu Tiên:</w:t>
+      </w:r>
+      <w:r>
+        <w:rPr>
+          <w:rFonts w:ascii="Times New Roman" w:hAnsi="Times New Roman" w:cs="Times New Roman"/>
+          <w:sz w:val="26"/>
+          <w:szCs w:val="26"/>
+        </w:rPr>
+        <w:t xml:space="preserve"> Cao</w:t>
+      </w:r>
+    </w:p>
+    <w:p>
+      <w:pPr>
+        <w:rPr>
+          <w:rFonts w:ascii="Times New Roman" w:hAnsi="Times New Roman" w:cs="Times New Roman"/>
+          <w:sz w:val="26"/>
+          <w:szCs w:val="26"/>
+        </w:rPr>
+      </w:pPr>
+      <w:r>
+        <w:rPr>
+          <w:rFonts w:ascii="Times New Roman" w:hAnsi="Times New Roman" w:cs="Times New Roman"/>
+          <w:b/>
+          <w:bCs/>
+          <w:sz w:val="26"/>
+          <w:szCs w:val="26"/>
+        </w:rPr>
+        <w:t>Giao Cho:</w:t>
+      </w:r>
+      <w:r>
+        <w:rPr>
+          <w:rFonts w:ascii="Times New Roman" w:hAnsi="Times New Roman" w:cs="Times New Roman"/>
+          <w:sz w:val="26"/>
+          <w:szCs w:val="26"/>
+        </w:rPr>
+        <w:t xml:space="preserve"> Đội ngũ Backend</w:t>
+      </w:r>
+    </w:p>
+    <w:p>
+      <w:pPr>
+        <w:rPr>
+          <w:rFonts w:ascii="Times New Roman" w:hAnsi="Times New Roman" w:cs="Times New Roman"/>
+          <w:sz w:val="26"/>
+          <w:szCs w:val="26"/>
+        </w:rPr>
+      </w:pPr>
+      <w:r>
+        <w:rPr>
+          <w:rFonts w:ascii="Times New Roman" w:hAnsi="Times New Roman" w:cs="Times New Roman"/>
+          <w:b/>
+          <w:bCs/>
+          <w:sz w:val="26"/>
+          <w:szCs w:val="26"/>
+        </w:rPr>
+        <w:t>Người Báo Cáo:</w:t>
+      </w:r>
+      <w:r>
+        <w:rPr>
+          <w:rFonts w:ascii="Times New Roman" w:hAnsi="Times New Roman" w:cs="Times New Roman"/>
+          <w:sz w:val="26"/>
+          <w:szCs w:val="26"/>
+        </w:rPr>
+        <w:t xml:space="preserve"> Võ Anh Kiệt</w:t>
+      </w:r>
+    </w:p>
+    <w:p>
+      <w:pPr>
+        <w:rPr>
+          <w:rFonts w:ascii="Times New Roman" w:hAnsi="Times New Roman" w:cs="Times New Roman"/>
+          <w:sz w:val="26"/>
+          <w:szCs w:val="26"/>
+        </w:rPr>
+      </w:pPr>
+      <w:r>
+        <w:rPr>
+          <w:rFonts w:ascii="Times New Roman" w:hAnsi="Times New Roman" w:cs="Times New Roman"/>
+          <w:b/>
+          <w:bCs/>
+          <w:sz w:val="26"/>
+          <w:szCs w:val="26"/>
+        </w:rPr>
+        <w:t>Ngày Báo Cáo:</w:t>
+      </w:r>
+      <w:r>
+        <w:rPr>
+          <w:rFonts w:ascii="Times New Roman" w:hAnsi="Times New Roman" w:cs="Times New Roman"/>
+          <w:sz w:val="26"/>
+          <w:szCs w:val="26"/>
+        </w:rPr>
+        <w:t xml:space="preserve"> 03/02/2026</w:t>
+      </w:r>
+    </w:p>
+    <w:p>
+      <w:pPr>
+        <w:rPr>
+          <w:rFonts w:ascii="Times New Roman" w:hAnsi="Times New Roman" w:cs="Times New Roman"/>
+          <w:sz w:val="26"/>
+          <w:szCs w:val="26"/>
+        </w:rPr>
+      </w:pPr>
+      <w:r>
+        <w:rPr>
+          <w:rFonts w:ascii="Times New Roman" w:hAnsi="Times New Roman" w:cs="Times New Roman"/>
+          <w:b/>
+          <w:bCs/>
+          <w:sz w:val="26"/>
+          <w:szCs w:val="26"/>
+        </w:rPr>
+        <w:t>Lý Do:</w:t>
+      </w:r>
+      <w:r>
+        <w:rPr>
+          <w:rFonts w:ascii="Times New Roman" w:hAnsi="Times New Roman" w:cs="Times New Roman"/>
+          <w:sz w:val="26"/>
+          <w:szCs w:val="26"/>
+        </w:rPr>
+        <w:t xml:space="preserve"> Vi phạm ràng buộc dữ liệu đầu vào (Input Validation)</w:t>
+      </w:r>
+    </w:p>
+    <w:p>
+      <w:pPr>
+        <w:rPr>
+          <w:rFonts w:ascii="Times New Roman" w:hAnsi="Times New Roman" w:cs="Times New Roman"/>
+          <w:sz w:val="26"/>
+          <w:szCs w:val="26"/>
+        </w:rPr>
+      </w:pPr>
+      <w:r>
+        <w:rPr>
+          <w:rFonts w:ascii="Times New Roman" w:hAnsi="Times New Roman" w:cs="Times New Roman"/>
+          <w:b/>
+          <w:bCs/>
+          <w:sz w:val="26"/>
+          <w:szCs w:val="26"/>
+        </w:rPr>
+        <w:t>Tình Trạng:</w:t>
+      </w:r>
+      <w:r>
+        <w:rPr>
+          <w:rFonts w:ascii="Times New Roman" w:hAnsi="Times New Roman" w:cs="Times New Roman"/>
+          <w:sz w:val="26"/>
+          <w:szCs w:val="26"/>
+        </w:rPr>
+        <w:t xml:space="preserve"> Mới</w:t>
+      </w:r>
+    </w:p>
+    <w:p>
+      <w:pPr>
+        <w:rPr>
+          <w:rFonts w:ascii="Times New Roman" w:hAnsi="Times New Roman" w:cs="Times New Roman"/>
+          <w:sz w:val="26"/>
+          <w:szCs w:val="26"/>
+        </w:rPr>
+      </w:pPr>
+      <w:r>
+        <w:rPr>
+          <w:rFonts w:ascii="Times New Roman" w:hAnsi="Times New Roman" w:cs="Times New Roman"/>
+          <w:b/>
+          <w:bCs/>
+          <w:sz w:val="26"/>
+          <w:szCs w:val="26"/>
+        </w:rPr>
+        <w:t>Môi Trường:</w:t>
+      </w:r>
+      <w:r>
+        <w:rPr>
+          <w:rFonts w:ascii="Times New Roman" w:hAnsi="Times New Roman" w:cs="Times New Roman"/>
+          <w:sz w:val="26"/>
+          <w:szCs w:val="26"/>
+        </w:rPr>
+        <w:t xml:space="preserve"> Windows 11, IntelliJ IDEA, PostgreSQL (Docker 5433)</w:t>
+      </w:r>
+    </w:p>
+    <w:p>
+      <w:pPr>
+        <w:rPr>
+          <w:rFonts w:ascii="Times New Roman" w:hAnsi="Times New Roman" w:cs="Times New Roman"/>
+          <w:sz w:val="26"/>
+          <w:szCs w:val="26"/>
+        </w:rPr>
+      </w:pPr>
+      <w:r>
+        <w:rPr>
+          <w:rFonts w:ascii="Times New Roman" w:hAnsi="Times New Roman" w:cs="Times New Roman"/>
+          <w:b/>
+          <w:bCs/>
+          <w:sz w:val="26"/>
+          <w:szCs w:val="26"/>
+        </w:rPr>
+        <w:t>Mô Tả (Chi Tiết):</w:t>
+      </w:r>
+      <w:r>
+        <w:rPr>
+          <w:rFonts w:ascii="Times New Roman" w:hAnsi="Times New Roman" w:cs="Times New Roman"/>
+          <w:sz w:val="26"/>
+          <w:szCs w:val="26"/>
+        </w:rPr>
+        <w:t xml:space="preserve"> Trong quá trình kiểm thử đơn vị tại phương thức testFailFileSize, khi dữ liệu nhập vào trường kích thước tệp là 2048 kB (vượt quá giới hạn 1024 kB theo phân vùng tương đương số 9), hệ thống đã ném ra ngoại lệ java.lang.IllegalArgumentException. Vì bài test không được cấu hình để mong đợi ngoại lệ này, dẫn đến bài test bị đánh dấu thất bại (Red Bar).</w:t>
+      </w:r>
+    </w:p>
+    <w:p>
+      <w:pPr>
+        <w:rPr>
+          <w:rFonts w:ascii="Times New Roman" w:hAnsi="Times New Roman" w:cs="Times New Roman"/>
+          <w:sz w:val="26"/>
+          <w:szCs w:val="26"/>
+        </w:rPr>
+      </w:pPr>
+      <w:r>
+        <w:rPr>
+          <w:rFonts w:ascii="Times New Roman" w:hAnsi="Times New Roman" w:cs="Times New Roman"/>
+          <w:b/>
+          <w:bCs/>
+          <w:sz w:val="26"/>
+          <w:szCs w:val="26"/>
+        </w:rPr>
+        <w:t>Các Bước Tái Tạo Lỗi:</w:t>
+      </w:r>
+      <w:r>
+        <w:rPr>
+          <w:rFonts w:ascii="Times New Roman" w:hAnsi="Times New Roman" w:cs="Times New Roman"/>
+          <w:sz w:val="26"/>
+          <w:szCs w:val="26"/>
+        </w:rPr>
+        <w:t xml:space="preserve"> 1. Chạy lớp kiểm thử fpoly.bai5.JobTest.</w:t>
+      </w:r>
+    </w:p>
+    <w:p>
+      <w:pPr>
+        <w:rPr>
+          <w:rFonts w:ascii="Times New Roman" w:hAnsi="Times New Roman" w:cs="Times New Roman"/>
+          <w:sz w:val="26"/>
+          <w:szCs w:val="26"/>
+        </w:rPr>
+      </w:pPr>
+      <w:r>
+        <w:rPr>
+          <w:rFonts w:ascii="Times New Roman" w:hAnsi="Times New Roman" w:cs="Times New Roman"/>
+          <w:sz w:val="26"/>
+          <w:szCs w:val="26"/>
+        </w:rPr>
+        <w:t>2. Thực thi phương thức testFailFileSize().</w:t>
+      </w:r>
+    </w:p>
+    <w:p>
+      <w:pPr>
+        <w:rPr>
+          <w:rFonts w:ascii="Times New Roman" w:hAnsi="Times New Roman" w:cs="Times New Roman"/>
+          <w:sz w:val="26"/>
+          <w:szCs w:val="26"/>
+        </w:rPr>
+      </w:pPr>
+      <w:r>
+        <w:rPr>
+          <w:rFonts w:ascii="Times New Roman" w:hAnsi="Times New Roman" w:cs="Times New Roman"/>
+          <w:sz w:val="26"/>
+          <w:szCs w:val="26"/>
+        </w:rPr>
+        <w:t>3. Quan sát ngoại lệ tại dòng 22 trong JobService.java.</w:t>
+      </w:r>
+    </w:p>
+    <w:p>
+      <w:pPr>
+        <w:rPr>
+          <w:rFonts w:ascii="Times New Roman" w:hAnsi="Times New Roman" w:cs="Times New Roman"/>
+          <w:sz w:val="26"/>
+          <w:szCs w:val="26"/>
+        </w:rPr>
+      </w:pPr>
+      <w:r>
+        <w:rPr>
+          <w:rFonts w:ascii="Times New Roman" w:hAnsi="Times New Roman" w:cs="Times New Roman"/>
+          <w:b/>
+          <w:bCs/>
+          <w:sz w:val="26"/>
+          <w:szCs w:val="26"/>
+        </w:rPr>
+        <w:t>Kết Quả Mong Đợi:</w:t>
+      </w:r>
+      <w:r>
+        <w:rPr>
+          <w:rFonts w:ascii="Times New Roman" w:hAnsi="Times New Roman" w:cs="Times New Roman"/>
+          <w:sz w:val="26"/>
+          <w:szCs w:val="26"/>
+        </w:rPr>
+        <w:t xml:space="preserve"> Hệ thống phải có cơ chế thông báo lỗi thân thiện thay vì ném ngoại lệ hệ thống làm dừng bài test, hoặc bài test cần sử dụng expected = IllegalArgumentException.class.</w:t>
+      </w:r>
+    </w:p>
+    <w:p>
+      <w:pPr>
+        <w:rPr>
+          <w:rFonts w:ascii="Times New Roman" w:hAnsi="Times New Roman" w:cs="Times New Roman"/>
+          <w:sz w:val="26"/>
+          <w:szCs w:val="26"/>
+        </w:rPr>
+      </w:pPr>
+      <w:r>
+        <w:rPr>
+          <w:rFonts w:ascii="Times New Roman" w:hAnsi="Times New Roman" w:cs="Times New Roman"/>
+          <w:b/>
+          <w:bCs/>
+          <w:sz w:val="26"/>
+          <w:szCs w:val="26"/>
+        </w:rPr>
+        <w:t>Kết Quả Thực Tế:</w:t>
+      </w:r>
+      <w:r>
+        <w:rPr>
+          <w:rFonts w:ascii="Times New Roman" w:hAnsi="Times New Roman" w:cs="Times New Roman"/>
+          <w:sz w:val="26"/>
+          <w:szCs w:val="26"/>
+        </w:rPr>
+        <w:t xml:space="preserve"> Console báo lỗi: java.lang.IllegalArgumentException: File too large.</w:t>
+      </w:r>
+    </w:p>
+    <w:p>
+      <w:pPr>
+        <w:rPr>
+          <w:rFonts w:ascii="Times New Roman" w:hAnsi="Times New Roman" w:cs="Times New Roman"/>
+          <w:sz w:val="26"/>
+          <w:szCs w:val="26"/>
+          <w:lang w:val="vi-VN"/>
+        </w:rPr>
+      </w:pPr>
+    </w:p>
+    <w:p>
+      <w:pPr>
+        <w:rPr>
+          <w:rFonts w:ascii="Times New Roman" w:hAnsi="Times New Roman" w:cs="Times New Roman"/>
+          <w:sz w:val="26"/>
+          <w:szCs w:val="26"/>
+          <w:lang w:val="vi-VN"/>
+        </w:rPr>
+      </w:pPr>
+    </w:p>
+    <w:p>
+      <w:pPr>
+        <w:rPr>
+          <w:rFonts w:ascii="Times New Roman" w:hAnsi="Times New Roman" w:cs="Times New Roman"/>
+          <w:b/>
+          <w:bCs/>
+          <w:sz w:val="26"/>
+          <w:szCs w:val="26"/>
+          <w:lang w:val="vi-VN"/>
+        </w:rPr>
+      </w:pPr>
+      <w:r>
+        <w:rPr>
+          <w:rFonts w:ascii="Times New Roman" w:hAnsi="Times New Roman" w:cs="Times New Roman"/>
+          <w:b/>
+          <w:bCs/>
+          <w:sz w:val="26"/>
+          <w:szCs w:val="26"/>
+        </w:rPr>
+        <w:lastRenderedPageBreak/>
+        <w:t xml:space="preserve">BÁO CÁO LỖI </w:t>
+      </w:r>
+      <w:r>
+        <w:rPr>
+          <w:rFonts w:ascii="Times New Roman" w:hAnsi="Times New Roman" w:cs="Times New Roman"/>
+          <w:b/>
+          <w:bCs/>
+          <w:sz w:val="26"/>
+          <w:szCs w:val="26"/>
+        </w:rPr>
+        <w:t>02</w:t>
+      </w:r>
+    </w:p>
+    <w:p>
+      <w:pPr>
+        <w:rPr>
+          <w:rFonts w:ascii="Times New Roman" w:hAnsi="Times New Roman" w:cs="Times New Roman"/>
+          <w:sz w:val="26"/>
+          <w:szCs w:val="26"/>
+        </w:rPr>
+      </w:pPr>
+      <w:r>
+        <w:rPr>
+          <w:rFonts w:ascii="Times New Roman" w:hAnsi="Times New Roman" w:cs="Times New Roman"/>
+          <w:b/>
+          <w:bCs/>
+          <w:sz w:val="26"/>
+          <w:szCs w:val="26"/>
+        </w:rPr>
+        <w:t>Mô Tả Lỗi (Tóm tắt):</w:t>
+      </w:r>
+      <w:r>
+        <w:rPr>
+          <w:rFonts w:ascii="Times New Roman" w:hAnsi="Times New Roman" w:cs="Times New Roman"/>
+          <w:sz w:val="26"/>
+          <w:szCs w:val="26"/>
+        </w:rPr>
+        <w:t xml:space="preserve"> Sai lệch kết quả mong đợi (Assertion Error) trong trường Ghi chú (Note).</w:t>
+      </w:r>
+    </w:p>
+    <w:p>
+      <w:pPr>
+        <w:rPr>
+          <w:rFonts w:ascii="Times New Roman" w:hAnsi="Times New Roman" w:cs="Times New Roman"/>
+          <w:sz w:val="26"/>
+          <w:szCs w:val="26"/>
+        </w:rPr>
+      </w:pPr>
+      <w:r>
+        <w:rPr>
+          <w:rFonts w:ascii="Times New Roman" w:hAnsi="Times New Roman" w:cs="Times New Roman"/>
+          <w:b/>
+          <w:bCs/>
+          <w:sz w:val="26"/>
+          <w:szCs w:val="26"/>
+        </w:rPr>
+        <w:t>ID Lỗi:</w:t>
+      </w:r>
+      <w:r>
+        <w:rPr>
+          <w:rFonts w:ascii="Times New Roman" w:hAnsi="Times New Roman" w:cs="Times New Roman"/>
+          <w:sz w:val="26"/>
+          <w:szCs w:val="26"/>
+        </w:rPr>
+        <w:t xml:space="preserve"> ORG-006</w:t>
+      </w:r>
+    </w:p>
+    <w:p>
+      <w:pPr>
+        <w:rPr>
+          <w:rFonts w:ascii="Times New Roman" w:hAnsi="Times New Roman" w:cs="Times New Roman"/>
+          <w:sz w:val="26"/>
+          <w:szCs w:val="26"/>
+        </w:rPr>
+      </w:pPr>
+      <w:r>
+        <w:rPr>
+          <w:rFonts w:ascii="Times New Roman" w:hAnsi="Times New Roman" w:cs="Times New Roman"/>
+          <w:b/>
+          <w:bCs/>
+          <w:sz w:val="26"/>
+          <w:szCs w:val="26"/>
+        </w:rPr>
+        <w:t>Phiên Bản Sản Phẩm:</w:t>
+      </w:r>
+      <w:r>
+        <w:rPr>
+          <w:rFonts w:ascii="Times New Roman" w:hAnsi="Times New Roman" w:cs="Times New Roman"/>
+          <w:sz w:val="26"/>
+          <w:szCs w:val="26"/>
+        </w:rPr>
+        <w:t xml:space="preserve"> OrangeHRM - Module Job Title</w:t>
+      </w:r>
+    </w:p>
+    <w:p>
+      <w:pPr>
+        <w:rPr>
+          <w:rFonts w:ascii="Times New Roman" w:hAnsi="Times New Roman" w:cs="Times New Roman"/>
+          <w:sz w:val="26"/>
+          <w:szCs w:val="26"/>
+        </w:rPr>
+      </w:pPr>
+      <w:r>
+        <w:rPr>
+          <w:rFonts w:ascii="Times New Roman" w:hAnsi="Times New Roman" w:cs="Times New Roman"/>
+          <w:b/>
+          <w:bCs/>
+          <w:sz w:val="26"/>
+          <w:szCs w:val="26"/>
+        </w:rPr>
+        <w:t>Mức Độ Nghiêm Trọng:</w:t>
+      </w:r>
+      <w:r>
+        <w:rPr>
+          <w:rFonts w:ascii="Times New Roman" w:hAnsi="Times New Roman" w:cs="Times New Roman"/>
+          <w:sz w:val="26"/>
+          <w:szCs w:val="26"/>
+        </w:rPr>
+        <w:t xml:space="preserve"> Thấp</w:t>
+      </w:r>
+    </w:p>
+    <w:p>
+      <w:pPr>
+        <w:rPr>
+          <w:rFonts w:ascii="Times New Roman" w:hAnsi="Times New Roman" w:cs="Times New Roman"/>
+          <w:sz w:val="26"/>
+          <w:szCs w:val="26"/>
+        </w:rPr>
+      </w:pPr>
+      <w:r>
+        <w:rPr>
+          <w:rFonts w:ascii="Times New Roman" w:hAnsi="Times New Roman" w:cs="Times New Roman"/>
+          <w:b/>
+          <w:bCs/>
+          <w:sz w:val="26"/>
+          <w:szCs w:val="26"/>
+        </w:rPr>
+        <w:t>Mức Độ Ưu Tiên:</w:t>
+      </w:r>
+      <w:r>
+        <w:rPr>
+          <w:rFonts w:ascii="Times New Roman" w:hAnsi="Times New Roman" w:cs="Times New Roman"/>
+          <w:sz w:val="26"/>
+          <w:szCs w:val="26"/>
+        </w:rPr>
+        <w:t xml:space="preserve"> Trung bình</w:t>
+      </w:r>
+    </w:p>
+    <w:p>
+      <w:pPr>
+        <w:rPr>
+          <w:rFonts w:ascii="Times New Roman" w:hAnsi="Times New Roman" w:cs="Times New Roman"/>
+          <w:sz w:val="26"/>
+          <w:szCs w:val="26"/>
+        </w:rPr>
+      </w:pPr>
+      <w:r>
+        <w:rPr>
+          <w:rFonts w:ascii="Times New Roman" w:hAnsi="Times New Roman" w:cs="Times New Roman"/>
+          <w:b/>
+          <w:bCs/>
+          <w:sz w:val="26"/>
+          <w:szCs w:val="26"/>
+        </w:rPr>
+        <w:t>Giao Cho:</w:t>
+      </w:r>
+      <w:r>
+        <w:rPr>
+          <w:rFonts w:ascii="Times New Roman" w:hAnsi="Times New Roman" w:cs="Times New Roman"/>
+          <w:sz w:val="26"/>
+          <w:szCs w:val="26"/>
+        </w:rPr>
+        <w:t xml:space="preserve"> Võ Anh Kiệt (Người viết Unit Test)</w:t>
+      </w:r>
+    </w:p>
+    <w:p>
+      <w:pPr>
+        <w:rPr>
+          <w:rFonts w:ascii="Times New Roman" w:hAnsi="Times New Roman" w:cs="Times New Roman"/>
+          <w:sz w:val="26"/>
+          <w:szCs w:val="26"/>
+        </w:rPr>
+      </w:pPr>
+      <w:r>
+        <w:rPr>
+          <w:rFonts w:ascii="Times New Roman" w:hAnsi="Times New Roman" w:cs="Times New Roman"/>
+          <w:b/>
+          <w:bCs/>
+          <w:sz w:val="26"/>
+          <w:szCs w:val="26"/>
+        </w:rPr>
+        <w:t>Người Báo Cáo:</w:t>
+      </w:r>
+      <w:r>
+        <w:rPr>
+          <w:rFonts w:ascii="Times New Roman" w:hAnsi="Times New Roman" w:cs="Times New Roman"/>
+          <w:sz w:val="26"/>
+          <w:szCs w:val="26"/>
+        </w:rPr>
+        <w:t xml:space="preserve"> Võ Anh Kiệt</w:t>
+      </w:r>
+    </w:p>
+    <w:p>
+      <w:pPr>
+        <w:rPr>
+          <w:rFonts w:ascii="Times New Roman" w:hAnsi="Times New Roman" w:cs="Times New Roman"/>
+          <w:sz w:val="26"/>
+          <w:szCs w:val="26"/>
+        </w:rPr>
+      </w:pPr>
+      <w:r>
+        <w:rPr>
+          <w:rFonts w:ascii="Times New Roman" w:hAnsi="Times New Roman" w:cs="Times New Roman"/>
+          <w:b/>
+          <w:bCs/>
+          <w:sz w:val="26"/>
+          <w:szCs w:val="26"/>
+        </w:rPr>
+        <w:t>Ngày Báo Cáo:</w:t>
+      </w:r>
+      <w:r>
+        <w:rPr>
+          <w:rFonts w:ascii="Times New Roman" w:hAnsi="Times New Roman" w:cs="Times New Roman"/>
+          <w:sz w:val="26"/>
+          <w:szCs w:val="26"/>
+        </w:rPr>
+        <w:t xml:space="preserve"> 03/02/2026</w:t>
+      </w:r>
+    </w:p>
+    <w:p>
+      <w:pPr>
+        <w:rPr>
+          <w:rFonts w:ascii="Times New Roman" w:hAnsi="Times New Roman" w:cs="Times New Roman"/>
+          <w:sz w:val="26"/>
+          <w:szCs w:val="26"/>
+        </w:rPr>
+      </w:pPr>
+      <w:r>
+        <w:rPr>
+          <w:rFonts w:ascii="Times New Roman" w:hAnsi="Times New Roman" w:cs="Times New Roman"/>
+          <w:b/>
+          <w:bCs/>
+          <w:sz w:val="26"/>
+          <w:szCs w:val="26"/>
+        </w:rPr>
+        <w:t>Lý Do:</w:t>
+      </w:r>
+      <w:r>
+        <w:rPr>
+          <w:rFonts w:ascii="Times New Roman" w:hAnsi="Times New Roman" w:cs="Times New Roman"/>
+          <w:sz w:val="26"/>
+          <w:szCs w:val="26"/>
+        </w:rPr>
+        <w:t xml:space="preserve"> Lỗi logic so sánh trong kịch bản kiểm thử</w:t>
+      </w:r>
+    </w:p>
+    <w:p>
+      <w:pPr>
+        <w:rPr>
+          <w:rFonts w:ascii="Times New Roman" w:hAnsi="Times New Roman" w:cs="Times New Roman"/>
+          <w:sz w:val="26"/>
+          <w:szCs w:val="26"/>
+        </w:rPr>
+      </w:pPr>
+      <w:r>
+        <w:rPr>
+          <w:rFonts w:ascii="Times New Roman" w:hAnsi="Times New Roman" w:cs="Times New Roman"/>
+          <w:b/>
+          <w:bCs/>
+          <w:sz w:val="26"/>
+          <w:szCs w:val="26"/>
+        </w:rPr>
+        <w:t>Tình Trạng:</w:t>
+      </w:r>
+      <w:r>
+        <w:rPr>
+          <w:rFonts w:ascii="Times New Roman" w:hAnsi="Times New Roman" w:cs="Times New Roman"/>
+          <w:sz w:val="26"/>
+          <w:szCs w:val="26"/>
+        </w:rPr>
+        <w:t xml:space="preserve"> Mới</w:t>
+      </w:r>
+    </w:p>
+    <w:p>
+      <w:pPr>
+        <w:rPr>
+          <w:rFonts w:ascii="Times New Roman" w:hAnsi="Times New Roman" w:cs="Times New Roman"/>
+          <w:sz w:val="26"/>
+          <w:szCs w:val="26"/>
+        </w:rPr>
+      </w:pPr>
+      <w:r>
+        <w:rPr>
+          <w:rFonts w:ascii="Times New Roman" w:hAnsi="Times New Roman" w:cs="Times New Roman"/>
+          <w:b/>
+          <w:bCs/>
+          <w:sz w:val="26"/>
+          <w:szCs w:val="26"/>
+        </w:rPr>
+        <w:t>Môi Trường:</w:t>
+      </w:r>
+      <w:r>
+        <w:rPr>
+          <w:rFonts w:ascii="Times New Roman" w:hAnsi="Times New Roman" w:cs="Times New Roman"/>
+          <w:sz w:val="26"/>
+          <w:szCs w:val="26"/>
+        </w:rPr>
+        <w:t xml:space="preserve"> Windows 11, JUnit 4</w:t>
+      </w:r>
+    </w:p>
+    <w:p>
+      <w:pPr>
+        <w:rPr>
+          <w:rFonts w:ascii="Times New Roman" w:hAnsi="Times New Roman" w:cs="Times New Roman"/>
+          <w:sz w:val="26"/>
+          <w:szCs w:val="26"/>
+        </w:rPr>
+      </w:pPr>
+      <w:r>
+        <w:rPr>
+          <w:rFonts w:ascii="Times New Roman" w:hAnsi="Times New Roman" w:cs="Times New Roman"/>
+          <w:b/>
+          <w:bCs/>
+          <w:sz w:val="26"/>
+          <w:szCs w:val="26"/>
+        </w:rPr>
+        <w:t>Mô Tả (Chi Tiết):</w:t>
+      </w:r>
+      <w:r>
+        <w:rPr>
+          <w:rFonts w:ascii="Times New Roman" w:hAnsi="Times New Roman" w:cs="Times New Roman"/>
+          <w:sz w:val="26"/>
+          <w:szCs w:val="26"/>
+        </w:rPr>
+        <w:t xml:space="preserve"> Tại phương thức kiểm thử testFailNoteLogic, kịch bản đang thực hiện so sánh một biến Note có nội dung ("Note content") với một chuỗi rỗng (""). Điều này vi phạm logic kiểm thử khi kỳ vọng kết quả không khớp với thực tế.</w:t>
+      </w:r>
+    </w:p>
+    <w:p>
+      <w:pPr>
+        <w:rPr>
+          <w:rFonts w:ascii="Times New Roman" w:hAnsi="Times New Roman" w:cs="Times New Roman"/>
+          <w:sz w:val="26"/>
+          <w:szCs w:val="26"/>
+        </w:rPr>
+      </w:pPr>
+      <w:r>
+        <w:rPr>
+          <w:rFonts w:ascii="Times New Roman" w:hAnsi="Times New Roman" w:cs="Times New Roman"/>
+          <w:b/>
+          <w:bCs/>
+          <w:sz w:val="26"/>
+          <w:szCs w:val="26"/>
+        </w:rPr>
+        <w:t>Các Bước Tái Tạo Lỗi:</w:t>
+      </w:r>
+      <w:r>
+        <w:rPr>
+          <w:rFonts w:ascii="Times New Roman" w:hAnsi="Times New Roman" w:cs="Times New Roman"/>
+          <w:sz w:val="26"/>
+          <w:szCs w:val="26"/>
+        </w:rPr>
+        <w:t xml:space="preserve"> 1. Thực thi Unit Test testFailNoteLogic() trong bài 5.</w:t>
+      </w:r>
+    </w:p>
+    <w:p>
+      <w:pPr>
+        <w:rPr>
+          <w:rFonts w:ascii="Times New Roman" w:hAnsi="Times New Roman" w:cs="Times New Roman"/>
+          <w:sz w:val="26"/>
+          <w:szCs w:val="26"/>
+        </w:rPr>
+      </w:pPr>
+      <w:r>
+        <w:rPr>
+          <w:rFonts w:ascii="Times New Roman" w:hAnsi="Times New Roman" w:cs="Times New Roman"/>
+          <w:sz w:val="26"/>
+          <w:szCs w:val="26"/>
+        </w:rPr>
+        <w:t>2. Kiểm tra log so sánh tại cửa sổ JUnit.</w:t>
+      </w:r>
+    </w:p>
+    <w:p>
+      <w:pPr>
+        <w:rPr>
+          <w:rFonts w:ascii="Times New Roman" w:hAnsi="Times New Roman" w:cs="Times New Roman"/>
+          <w:sz w:val="26"/>
+          <w:szCs w:val="26"/>
+        </w:rPr>
+      </w:pPr>
+      <w:r>
+        <w:rPr>
+          <w:rFonts w:ascii="Times New Roman" w:hAnsi="Times New Roman" w:cs="Times New Roman"/>
+          <w:b/>
+          <w:bCs/>
+          <w:sz w:val="26"/>
+          <w:szCs w:val="26"/>
+        </w:rPr>
+        <w:t>Kết Quả Mong Đợi:</w:t>
+      </w:r>
+      <w:r>
+        <w:rPr>
+          <w:rFonts w:ascii="Times New Roman" w:hAnsi="Times New Roman" w:cs="Times New Roman"/>
+          <w:sz w:val="26"/>
+          <w:szCs w:val="26"/>
+        </w:rPr>
+        <w:t xml:space="preserve"> Bài test phải được thiết kế để kết quả nhập vào và kết quả mong đợi khớp nhau (Xanh), hoặc kịch bản kiểm thử cần được chỉnh sửa lại để phản ánh đúng logic nghiệp vụ.</w:t>
+      </w:r>
+    </w:p>
+    <w:p>
+      <w:pPr>
+        <w:rPr>
+          <w:rFonts w:ascii="Times New Roman" w:hAnsi="Times New Roman" w:cs="Times New Roman"/>
+          <w:sz w:val="26"/>
+          <w:szCs w:val="26"/>
+        </w:rPr>
+      </w:pPr>
+      <w:r>
+        <w:rPr>
+          <w:rFonts w:ascii="Times New Roman" w:hAnsi="Times New Roman" w:cs="Times New Roman"/>
+          <w:b/>
+          <w:bCs/>
+          <w:sz w:val="26"/>
+          <w:szCs w:val="26"/>
+        </w:rPr>
+        <w:t>Kết Quả Thực Tế:</w:t>
+      </w:r>
+      <w:r>
+        <w:rPr>
+          <w:rFonts w:ascii="Times New Roman" w:hAnsi="Times New Roman" w:cs="Times New Roman"/>
+          <w:sz w:val="26"/>
+          <w:szCs w:val="26"/>
+        </w:rPr>
+        <w:t xml:space="preserve"> org.junit.ComparisonFailure: Lỗi cố ý: Mong đợi chuỗi rỗng.</w:t>
       </w:r>
     </w:p>
     <w:p>
       <w:pPr>
         <w:numPr>
           <w:ilvl w:val="0"/>
-          <w:numId w:val="1"/>
+          <w:numId w:val="6"/>
         </w:numPr>
         <w:rPr>
           <w:rFonts w:ascii="Times New Roman" w:hAnsi="Times New Roman" w:cs="Times New Roman"/>
@@ -509,17 +2079,27 @@
       <w:r>
         <w:rPr>
           <w:rFonts w:ascii="Times New Roman" w:hAnsi="Times New Roman" w:cs="Times New Roman"/>
-          <w:sz w:val="26"/>
-          <w:szCs w:val="26"/>
-        </w:rPr>
-        <w:t>Để trống ô A2 (hoặc nhập giá trị 0).</w:t>
+          <w:b/>
+          <w:bCs/>
+          <w:sz w:val="26"/>
+          <w:szCs w:val="26"/>
+        </w:rPr>
+        <w:t>Expected:</w:t>
+      </w:r>
+      <w:r>
+        <w:rPr>
+          <w:rFonts w:ascii="Times New Roman" w:hAnsi="Times New Roman" w:cs="Times New Roman"/>
+          <w:sz w:val="26"/>
+          <w:szCs w:val="26"/>
+        </w:rPr>
+        <w:t xml:space="preserve"> (trống)</w:t>
       </w:r>
     </w:p>
     <w:p>
       <w:pPr>
         <w:numPr>
           <w:ilvl w:val="0"/>
-          <w:numId w:val="1"/>
+          <w:numId w:val="6"/>
         </w:numPr>
         <w:rPr>
           <w:rFonts w:ascii="Times New Roman" w:hAnsi="Times New Roman" w:cs="Times New Roman"/>
@@ -530,87 +2110,86 @@
       <w:r>
         <w:rPr>
           <w:rFonts w:ascii="Times New Roman" w:hAnsi="Times New Roman" w:cs="Times New Roman"/>
-          <w:sz w:val="26"/>
-          <w:szCs w:val="26"/>
-        </w:rPr>
-        <w:t>Nhập giá trị 200 vào ô A3.</w:t>
-      </w:r>
-    </w:p>
-    <w:p>
-      <w:pPr>
-        <w:numPr>
-          <w:ilvl w:val="0"/>
-          <w:numId w:val="1"/>
-        </w:numPr>
-        <w:rPr>
-          <w:rFonts w:ascii="Times New Roman" w:hAnsi="Times New Roman" w:cs="Times New Roman"/>
-          <w:sz w:val="26"/>
-          <w:szCs w:val="26"/>
-        </w:rPr>
-      </w:pPr>
-      <w:r>
-        <w:rPr>
-          <w:rFonts w:ascii="Times New Roman" w:hAnsi="Times New Roman" w:cs="Times New Roman"/>
-          <w:sz w:val="26"/>
-          <w:szCs w:val="26"/>
-        </w:rPr>
-        <w:t>Tại ô A4, nhập công thức: =SUM(A1:A3) rồi nhấn Enter.</w:t>
-      </w:r>
-    </w:p>
-    <w:p>
-      <w:pPr>
-        <w:rPr>
-          <w:rFonts w:ascii="Times New Roman" w:hAnsi="Times New Roman" w:cs="Times New Roman"/>
-          <w:sz w:val="26"/>
-          <w:szCs w:val="26"/>
-        </w:rPr>
-      </w:pPr>
-      <w:r>
-        <w:rPr>
-          <w:rFonts w:ascii="Times New Roman" w:hAnsi="Times New Roman" w:cs="Times New Roman"/>
-          <w:b/>
-          <w:bCs/>
-          <w:sz w:val="26"/>
-          <w:szCs w:val="26"/>
+          <w:b/>
+          <w:bCs/>
+          <w:sz w:val="26"/>
+          <w:szCs w:val="26"/>
+        </w:rPr>
+        <w:t>Actual:</w:t>
+      </w:r>
+      <w:r>
+        <w:rPr>
+          <w:rFonts w:ascii="Times New Roman" w:hAnsi="Times New Roman" w:cs="Times New Roman"/>
+          <w:sz w:val="26"/>
+          <w:szCs w:val="26"/>
+        </w:rPr>
+        <w:t xml:space="preserve"> Note content</w:t>
+      </w:r>
+    </w:p>
+    <w:p>
+      <w:pPr>
+        <w:rPr>
+          <w:rFonts w:ascii="Times New Roman" w:hAnsi="Times New Roman" w:cs="Times New Roman"/>
+          <w:sz w:val="26"/>
+          <w:szCs w:val="26"/>
+          <w:lang w:val="vi-VN"/>
+        </w:rPr>
+      </w:pPr>
+    </w:p>
+    <w:p>
+      <w:pPr>
+        <w:rPr>
+          <w:rFonts w:ascii="Times New Roman" w:hAnsi="Times New Roman" w:cs="Times New Roman"/>
+          <w:sz w:val="26"/>
+          <w:szCs w:val="26"/>
+          <w:lang w:val="vi-VN"/>
+        </w:rPr>
+      </w:pPr>
+    </w:p>
+    <w:p>
+      <w:pPr>
+        <w:rPr>
+          <w:rFonts w:ascii="Times New Roman" w:hAnsi="Times New Roman" w:cs="Times New Roman"/>
+          <w:sz w:val="26"/>
+          <w:szCs w:val="26"/>
+          <w:lang w:val="vi-VN"/>
+        </w:rPr>
+      </w:pPr>
+    </w:p>
+    <w:p>
+      <w:pPr>
+        <w:jc w:val="center"/>
+        <w:rPr>
+          <w:rFonts w:ascii="Times New Roman" w:hAnsi="Times New Roman" w:cs="Times New Roman"/>
+          <w:b/>
+          <w:bCs/>
+          <w:sz w:val="32"/>
+          <w:szCs w:val="32"/>
+          <w:lang w:val="vi-VN"/>
+        </w:rPr>
+      </w:pPr>
+      <w:r>
+        <w:rPr>
+          <w:rFonts w:ascii="Times New Roman" w:hAnsi="Times New Roman" w:cs="Times New Roman"/>
+          <w:b/>
+          <w:bCs/>
+          <w:sz w:val="32"/>
+          <w:szCs w:val="32"/>
+          <w:lang w:val="vi-VN"/>
         </w:rPr>
         <w:lastRenderedPageBreak/>
-        <w:t>Kết Quả Mong Đợi</w:t>
-      </w:r>
-      <w:r>
-        <w:rPr>
-          <w:rFonts w:ascii="Times New Roman" w:hAnsi="Times New Roman" w:cs="Times New Roman"/>
-          <w:sz w:val="26"/>
-          <w:szCs w:val="26"/>
-        </w:rPr>
-        <w:t>: Ô A4 phải hiển thị kết quả tổng chính xác là 300, bỏ qua ô trống hoặc cộng dồn giá trị 0 theo đúng logic toán học.</w:t>
-      </w:r>
-    </w:p>
-    <w:p>
-      <w:pPr>
-        <w:rPr>
-          <w:rFonts w:ascii="Times New Roman" w:hAnsi="Times New Roman" w:cs="Times New Roman"/>
-          <w:sz w:val="26"/>
-          <w:szCs w:val="26"/>
+        <w:t xml:space="preserve">Bài </w:t>
+      </w:r>
+      <w:r>
+        <w:rPr>
+          <w:rFonts w:ascii="Times New Roman" w:hAnsi="Times New Roman" w:cs="Times New Roman"/>
+          <w:b/>
+          <w:bCs/>
+          <w:sz w:val="32"/>
+          <w:szCs w:val="32"/>
           <w:lang w:val="vi-VN"/>
         </w:rPr>
-      </w:pPr>
-      <w:r>
-        <w:rPr>
-          <w:rFonts w:ascii="Times New Roman" w:hAnsi="Times New Roman" w:cs="Times New Roman"/>
-          <w:b/>
-          <w:bCs/>
-          <w:sz w:val="26"/>
-          <w:szCs w:val="26"/>
-        </w:rPr>
-        <w:t>Kết Quả Thực Tế:</w:t>
-      </w:r>
-      <w:r>
-        <w:rPr>
-          <w:rFonts w:ascii="Times New Roman" w:hAnsi="Times New Roman" w:cs="Times New Roman"/>
-          <w:sz w:val="26"/>
-          <w:szCs w:val="26"/>
-        </w:rPr>
-        <w:t xml:space="preserve"> Ô A4 chỉ hiển thị giá trị 0 hoặc thông báo lỗi #VALUE!, không tính toán được tổng của các ô có dữ liệu còn lại.</w:t>
+        <w:t>6</w:t>
       </w:r>
     </w:p>
     <w:p>
@@ -624,35 +2203,33 @@
           <w:lang w:val="vi-VN"/>
         </w:rPr>
       </w:pPr>
-    </w:p>
-    <w:p>
-      <w:pPr>
-        <w:rPr>
-          <w:rFonts w:ascii="Times New Roman" w:hAnsi="Times New Roman" w:cs="Times New Roman"/>
-          <w:b/>
-          <w:bCs/>
-          <w:sz w:val="26"/>
-          <w:szCs w:val="26"/>
-        </w:rPr>
-      </w:pPr>
-      <w:r>
-        <w:rPr>
-          <w:rFonts w:ascii="Times New Roman" w:hAnsi="Times New Roman" w:cs="Times New Roman"/>
-          <w:b/>
-          <w:bCs/>
-          <w:sz w:val="26"/>
-          <w:szCs w:val="26"/>
-        </w:rPr>
-        <w:t>BÁO CÁO LỖI 02</w:t>
-      </w:r>
-    </w:p>
-    <w:p>
-      <w:pPr>
-        <w:rPr>
-          <w:rFonts w:ascii="Times New Roman" w:hAnsi="Times New Roman" w:cs="Times New Roman"/>
-          <w:sz w:val="26"/>
-          <w:szCs w:val="26"/>
-          <w:lang w:val="vi-VN"/>
+      <w:r>
+        <w:rPr>
+          <w:rFonts w:ascii="Times New Roman" w:hAnsi="Times New Roman" w:cs="Times New Roman"/>
+          <w:b/>
+          <w:bCs/>
+          <w:sz w:val="26"/>
+          <w:szCs w:val="26"/>
+        </w:rPr>
+        <w:t xml:space="preserve">BÁO CÁO LỖI </w:t>
+      </w:r>
+      <w:r>
+        <w:rPr>
+          <w:rFonts w:ascii="Times New Roman" w:hAnsi="Times New Roman" w:cs="Times New Roman"/>
+          <w:b/>
+          <w:bCs/>
+          <w:sz w:val="26"/>
+          <w:szCs w:val="26"/>
+        </w:rPr>
+        <w:t>01</w:t>
+      </w:r>
+    </w:p>
+    <w:p>
+      <w:pPr>
+        <w:rPr>
+          <w:rFonts w:ascii="Times New Roman" w:hAnsi="Times New Roman" w:cs="Times New Roman"/>
+          <w:sz w:val="26"/>
+          <w:szCs w:val="26"/>
         </w:rPr>
       </w:pPr>
       <w:r>
@@ -671,16 +2248,15 @@
           <w:sz w:val="26"/>
           <w:szCs w:val="26"/>
         </w:rPr>
-        <w:t xml:space="preserve"> Mất định dạng màu sắc và kẻ bảng khi thực hiện "Save As" sang PDF </w:t>
-      </w:r>
-    </w:p>
-    <w:p>
-      <w:pPr>
-        <w:rPr>
-          <w:rFonts w:ascii="Times New Roman" w:hAnsi="Times New Roman" w:cs="Times New Roman"/>
-          <w:sz w:val="26"/>
-          <w:szCs w:val="26"/>
-          <w:lang w:val="vi-VN"/>
+        <w:t xml:space="preserve"> Hệ thống ném ngoại lệ khi cập nhật thông tin người dùng với định dạng Email không hợp lệ.</w:t>
+      </w:r>
+    </w:p>
+    <w:p>
+      <w:pPr>
+        <w:rPr>
+          <w:rFonts w:ascii="Times New Roman" w:hAnsi="Times New Roman" w:cs="Times New Roman"/>
+          <w:sz w:val="26"/>
+          <w:szCs w:val="26"/>
         </w:rPr>
       </w:pPr>
       <w:r>
@@ -699,16 +2275,15 @@
           <w:sz w:val="26"/>
           <w:szCs w:val="26"/>
         </w:rPr>
-        <w:t xml:space="preserve"> EXL-002 </w:t>
-      </w:r>
-    </w:p>
-    <w:p>
-      <w:pPr>
-        <w:rPr>
-          <w:rFonts w:ascii="Times New Roman" w:hAnsi="Times New Roman" w:cs="Times New Roman"/>
-          <w:sz w:val="26"/>
-          <w:szCs w:val="26"/>
-          <w:lang w:val="vi-VN"/>
+        <w:t xml:space="preserve"> NPHIM-007</w:t>
+      </w:r>
+    </w:p>
+    <w:p>
+      <w:pPr>
+        <w:rPr>
+          <w:rFonts w:ascii="Times New Roman" w:hAnsi="Times New Roman" w:cs="Times New Roman"/>
+          <w:sz w:val="26"/>
+          <w:szCs w:val="26"/>
         </w:rPr>
       </w:pPr>
       <w:r>
@@ -727,16 +2302,15 @@
           <w:sz w:val="26"/>
           <w:szCs w:val="26"/>
         </w:rPr>
-        <w:t xml:space="preserve"> Microsoft 365 </w:t>
-      </w:r>
-    </w:p>
-    <w:p>
-      <w:pPr>
-        <w:rPr>
-          <w:rFonts w:ascii="Times New Roman" w:hAnsi="Times New Roman" w:cs="Times New Roman"/>
-          <w:sz w:val="26"/>
-          <w:szCs w:val="26"/>
-          <w:lang w:val="vi-VN"/>
+        <w:t xml:space="preserve"> NGHIENPHIM - Module User Edition</w:t>
+      </w:r>
+    </w:p>
+    <w:p>
+      <w:pPr>
+        <w:rPr>
+          <w:rFonts w:ascii="Times New Roman" w:hAnsi="Times New Roman" w:cs="Times New Roman"/>
+          <w:sz w:val="26"/>
+          <w:szCs w:val="26"/>
         </w:rPr>
       </w:pPr>
       <w:r>
@@ -755,16 +2329,15 @@
           <w:sz w:val="26"/>
           <w:szCs w:val="26"/>
         </w:rPr>
-        <w:t xml:space="preserve"> Trung bình </w:t>
-      </w:r>
-    </w:p>
-    <w:p>
-      <w:pPr>
-        <w:rPr>
-          <w:rFonts w:ascii="Times New Roman" w:hAnsi="Times New Roman" w:cs="Times New Roman"/>
-          <w:sz w:val="26"/>
-          <w:szCs w:val="26"/>
-          <w:lang w:val="vi-VN"/>
+        <w:t xml:space="preserve"> Cao</w:t>
+      </w:r>
+    </w:p>
+    <w:p>
+      <w:pPr>
+        <w:rPr>
+          <w:rFonts w:ascii="Times New Roman" w:hAnsi="Times New Roman" w:cs="Times New Roman"/>
+          <w:sz w:val="26"/>
+          <w:szCs w:val="26"/>
         </w:rPr>
       </w:pPr>
       <w:r>
@@ -783,16 +2356,15 @@
           <w:sz w:val="26"/>
           <w:szCs w:val="26"/>
         </w:rPr>
-        <w:t xml:space="preserve"> Cao </w:t>
-      </w:r>
-    </w:p>
-    <w:p>
-      <w:pPr>
-        <w:rPr>
-          <w:rFonts w:ascii="Times New Roman" w:hAnsi="Times New Roman" w:cs="Times New Roman"/>
-          <w:sz w:val="26"/>
-          <w:szCs w:val="26"/>
-          <w:lang w:val="vi-VN"/>
+        <w:t xml:space="preserve"> Cao</w:t>
+      </w:r>
+    </w:p>
+    <w:p>
+      <w:pPr>
+        <w:rPr>
+          <w:rFonts w:ascii="Times New Roman" w:hAnsi="Times New Roman" w:cs="Times New Roman"/>
+          <w:sz w:val="26"/>
+          <w:szCs w:val="26"/>
         </w:rPr>
       </w:pPr>
       <w:r>
@@ -811,16 +2383,15 @@
           <w:sz w:val="26"/>
           <w:szCs w:val="26"/>
         </w:rPr>
-        <w:t xml:space="preserve"> Trần Minh Tâm </w:t>
-      </w:r>
-    </w:p>
-    <w:p>
-      <w:pPr>
-        <w:rPr>
-          <w:rFonts w:ascii="Times New Roman" w:hAnsi="Times New Roman" w:cs="Times New Roman"/>
-          <w:sz w:val="26"/>
-          <w:szCs w:val="26"/>
-          <w:lang w:val="vi-VN"/>
+        <w:t xml:space="preserve"> Đội ngũ phát triển Backend</w:t>
+      </w:r>
+    </w:p>
+    <w:p>
+      <w:pPr>
+        <w:rPr>
+          <w:rFonts w:ascii="Times New Roman" w:hAnsi="Times New Roman" w:cs="Times New Roman"/>
+          <w:sz w:val="26"/>
+          <w:szCs w:val="26"/>
         </w:rPr>
       </w:pPr>
       <w:r>
@@ -839,16 +2410,15 @@
           <w:sz w:val="26"/>
           <w:szCs w:val="26"/>
         </w:rPr>
-        <w:t xml:space="preserve"> Võ Anh Kiệt </w:t>
-      </w:r>
-    </w:p>
-    <w:p>
-      <w:pPr>
-        <w:rPr>
-          <w:rFonts w:ascii="Times New Roman" w:hAnsi="Times New Roman" w:cs="Times New Roman"/>
-          <w:sz w:val="26"/>
-          <w:szCs w:val="26"/>
-          <w:lang w:val="vi-VN"/>
+        <w:t xml:space="preserve"> Võ Anh Kiệt</w:t>
+      </w:r>
+    </w:p>
+    <w:p>
+      <w:pPr>
+        <w:rPr>
+          <w:rFonts w:ascii="Times New Roman" w:hAnsi="Times New Roman" w:cs="Times New Roman"/>
+          <w:sz w:val="26"/>
+          <w:szCs w:val="26"/>
         </w:rPr>
       </w:pPr>
       <w:r>
@@ -867,16 +2437,15 @@
           <w:sz w:val="26"/>
           <w:szCs w:val="26"/>
         </w:rPr>
-        <w:t xml:space="preserve"> 30/12/2025 </w:t>
-      </w:r>
-    </w:p>
-    <w:p>
-      <w:pPr>
-        <w:rPr>
-          <w:rFonts w:ascii="Times New Roman" w:hAnsi="Times New Roman" w:cs="Times New Roman"/>
-          <w:sz w:val="26"/>
-          <w:szCs w:val="26"/>
-          <w:lang w:val="vi-VN"/>
+        <w:t xml:space="preserve"> 03/02/2026</w:t>
+      </w:r>
+    </w:p>
+    <w:p>
+      <w:pPr>
+        <w:rPr>
+          <w:rFonts w:ascii="Times New Roman" w:hAnsi="Times New Roman" w:cs="Times New Roman"/>
+          <w:sz w:val="26"/>
+          <w:szCs w:val="26"/>
         </w:rPr>
       </w:pPr>
       <w:r>
@@ -895,16 +2464,15 @@
           <w:sz w:val="26"/>
           <w:szCs w:val="26"/>
         </w:rPr>
-        <w:t xml:space="preserve"> Lỗi xuất tệp </w:t>
-      </w:r>
-    </w:p>
-    <w:p>
-      <w:pPr>
-        <w:rPr>
-          <w:rFonts w:ascii="Times New Roman" w:hAnsi="Times New Roman" w:cs="Times New Roman"/>
-          <w:sz w:val="26"/>
-          <w:szCs w:val="26"/>
-          <w:lang w:val="vi-VN"/>
+        <w:t xml:space="preserve"> Lỗi định dạng dữ liệu (Email Validation Failure)</w:t>
+      </w:r>
+    </w:p>
+    <w:p>
+      <w:pPr>
+        <w:rPr>
+          <w:rFonts w:ascii="Times New Roman" w:hAnsi="Times New Roman" w:cs="Times New Roman"/>
+          <w:sz w:val="26"/>
+          <w:szCs w:val="26"/>
         </w:rPr>
       </w:pPr>
       <w:r>
@@ -923,7 +2491,7 @@
           <w:sz w:val="26"/>
           <w:szCs w:val="26"/>
         </w:rPr>
-        <w:t xml:space="preserve"> Mới </w:t>
+        <w:t xml:space="preserve"> Mới</w:t>
       </w:r>
     </w:p>
     <w:p>
@@ -950,7 +2518,7 @@
           <w:sz w:val="26"/>
           <w:szCs w:val="26"/>
         </w:rPr>
-        <w:t xml:space="preserve"> Windows 11</w:t>
+        <w:t xml:space="preserve"> Windows 11, JDK 17, IntelliJ IDEA 2025.1.1.1</w:t>
       </w:r>
     </w:p>
     <w:p>
@@ -977,7 +2545,7 @@
           <w:sz w:val="26"/>
           <w:szCs w:val="26"/>
         </w:rPr>
-        <w:t xml:space="preserve"> Khi người dùng thực hiện chuyển đổi tệp Excel sang định dạng PDF bằng tính năng "Save As", các định dạng như màu nền của ô (Fill Color) và các đường kẻ bảng (Borders) không được giữ nguyên trong tệp đầu ra.</w:t>
+        <w:t xml:space="preserve"> Trong quá trình kiểm thử đơn vị tại phương thức testFailInvalidEmail, khi nhập một chuỗi email không chứa ký tự @ (vi phạm quy tắc phân vùng tương đương), hệ thống đã ném ra ngoại lệ java.lang.IllegalArgumentException: Invalid email. Do phương thức kiểm thử này sử dụng assertTrue mà không khai báo expected, dẫn đến JUnit đánh dấu bài test thất bại (Red Bar).</w:t>
       </w:r>
     </w:p>
     <w:p>
@@ -998,130 +2566,82 @@
         </w:rPr>
         <w:t>Các Bước Tái Tạo Lỗi:</w:t>
       </w:r>
-    </w:p>
-    <w:p>
-      <w:pPr>
-        <w:numPr>
-          <w:ilvl w:val="0"/>
-          <w:numId w:val="2"/>
-        </w:numPr>
-        <w:rPr>
-          <w:rFonts w:ascii="Times New Roman" w:hAnsi="Times New Roman" w:cs="Times New Roman"/>
-          <w:sz w:val="26"/>
-          <w:szCs w:val="26"/>
-        </w:rPr>
-      </w:pPr>
-      <w:r>
-        <w:rPr>
-          <w:rFonts w:ascii="Times New Roman" w:hAnsi="Times New Roman" w:cs="Times New Roman"/>
-          <w:sz w:val="26"/>
-          <w:szCs w:val="26"/>
-        </w:rPr>
-        <w:t>Tạo một bảng dữ liệu và thực hiện tô màu nền cho hàng tiêu đề.</w:t>
-      </w:r>
-    </w:p>
-    <w:p>
-      <w:pPr>
-        <w:numPr>
-          <w:ilvl w:val="0"/>
-          <w:numId w:val="2"/>
-        </w:numPr>
-        <w:rPr>
-          <w:rFonts w:ascii="Times New Roman" w:hAnsi="Times New Roman" w:cs="Times New Roman"/>
-          <w:sz w:val="26"/>
-          <w:szCs w:val="26"/>
-        </w:rPr>
-      </w:pPr>
-      <w:r>
-        <w:rPr>
-          <w:rFonts w:ascii="Times New Roman" w:hAnsi="Times New Roman" w:cs="Times New Roman"/>
-          <w:sz w:val="26"/>
-          <w:szCs w:val="26"/>
-        </w:rPr>
-        <w:t>Thiết lập đường kẻ bảng đậm cho vùng dữ liệu.</w:t>
-      </w:r>
-    </w:p>
-    <w:p>
-      <w:pPr>
-        <w:numPr>
-          <w:ilvl w:val="0"/>
-          <w:numId w:val="2"/>
-        </w:numPr>
-        <w:rPr>
-          <w:rFonts w:ascii="Times New Roman" w:hAnsi="Times New Roman" w:cs="Times New Roman"/>
-          <w:sz w:val="26"/>
-          <w:szCs w:val="26"/>
-        </w:rPr>
-      </w:pPr>
-      <w:r>
-        <w:rPr>
-          <w:rFonts w:ascii="Times New Roman" w:hAnsi="Times New Roman" w:cs="Times New Roman"/>
-          <w:sz w:val="26"/>
-          <w:szCs w:val="26"/>
-        </w:rPr>
-        <w:t>Vào File -&gt; chọn Save As.</w:t>
-      </w:r>
-    </w:p>
-    <w:p>
-      <w:pPr>
-        <w:numPr>
-          <w:ilvl w:val="0"/>
-          <w:numId w:val="2"/>
-        </w:numPr>
-        <w:rPr>
-          <w:rFonts w:ascii="Times New Roman" w:hAnsi="Times New Roman" w:cs="Times New Roman"/>
-          <w:sz w:val="26"/>
-          <w:szCs w:val="26"/>
-        </w:rPr>
-      </w:pPr>
-      <w:r>
-        <w:rPr>
-          <w:rFonts w:ascii="Times New Roman" w:hAnsi="Times New Roman" w:cs="Times New Roman"/>
-          <w:sz w:val="26"/>
-          <w:szCs w:val="26"/>
-        </w:rPr>
-        <w:t>Chọn định dạng PDF (*.pdf) và nhấn Save.</w:t>
-      </w:r>
-    </w:p>
-    <w:p>
-      <w:pPr>
-        <w:numPr>
-          <w:ilvl w:val="0"/>
-          <w:numId w:val="2"/>
-        </w:numPr>
-        <w:rPr>
-          <w:rFonts w:ascii="Times New Roman" w:hAnsi="Times New Roman" w:cs="Times New Roman"/>
-          <w:sz w:val="26"/>
-          <w:szCs w:val="26"/>
-        </w:rPr>
-      </w:pPr>
-      <w:r>
-        <w:rPr>
-          <w:rFonts w:ascii="Times New Roman" w:hAnsi="Times New Roman" w:cs="Times New Roman"/>
-          <w:sz w:val="26"/>
-          <w:szCs w:val="26"/>
-        </w:rPr>
-        <w:t>Mở tệp PDF vừa tạo để kiểm tra.</w:t>
-      </w:r>
-    </w:p>
-    <w:p>
-      <w:pPr>
-        <w:rPr>
-          <w:rFonts w:ascii="Times New Roman" w:hAnsi="Times New Roman" w:cs="Times New Roman"/>
-          <w:sz w:val="26"/>
-          <w:szCs w:val="26"/>
-          <w:lang w:val="vi-VN"/>
-        </w:rPr>
-      </w:pPr>
-      <w:r>
-        <w:rPr>
-          <w:rFonts w:ascii="Times New Roman" w:hAnsi="Times New Roman" w:cs="Times New Roman"/>
-          <w:b/>
-          <w:bCs/>
-          <w:sz w:val="26"/>
-          <w:szCs w:val="26"/>
-        </w:rPr>
-        <w:lastRenderedPageBreak/>
+      <w:r>
+        <w:rPr>
+          <w:rFonts w:ascii="Times New Roman" w:hAnsi="Times New Roman" w:cs="Times New Roman"/>
+          <w:sz w:val="26"/>
+          <w:szCs w:val="26"/>
+        </w:rPr>
+        <w:t xml:space="preserve"> 1. Mở Project 1150080143_VoAnhKiet_CNPM2_Testing -&gt; Bài 6.</w:t>
+      </w:r>
+    </w:p>
+    <w:p>
+      <w:pPr>
+        <w:rPr>
+          <w:rFonts w:ascii="Times New Roman" w:hAnsi="Times New Roman" w:cs="Times New Roman"/>
+          <w:sz w:val="26"/>
+          <w:szCs w:val="26"/>
+        </w:rPr>
+      </w:pPr>
+      <w:r>
+        <w:rPr>
+          <w:rFonts w:ascii="Times New Roman" w:hAnsi="Times New Roman" w:cs="Times New Roman"/>
+          <w:sz w:val="26"/>
+          <w:szCs w:val="26"/>
+        </w:rPr>
+        <w:t>2. Chạy lớp kiểm thử fploy.bai6.UserTest.</w:t>
+      </w:r>
+    </w:p>
+    <w:p>
+      <w:pPr>
+        <w:rPr>
+          <w:rFonts w:ascii="Times New Roman" w:hAnsi="Times New Roman" w:cs="Times New Roman"/>
+          <w:sz w:val="26"/>
+          <w:szCs w:val="26"/>
+        </w:rPr>
+      </w:pPr>
+      <w:r>
+        <w:rPr>
+          <w:rFonts w:ascii="Times New Roman" w:hAnsi="Times New Roman" w:cs="Times New Roman"/>
+          <w:sz w:val="26"/>
+          <w:szCs w:val="26"/>
+        </w:rPr>
+        <w:t>3. Thực thi phương thức testFailInvalidEmail().</w:t>
+      </w:r>
+    </w:p>
+    <w:p>
+      <w:pPr>
+        <w:rPr>
+          <w:rFonts w:ascii="Times New Roman" w:hAnsi="Times New Roman" w:cs="Times New Roman"/>
+          <w:sz w:val="26"/>
+          <w:szCs w:val="26"/>
+        </w:rPr>
+      </w:pPr>
+      <w:r>
+        <w:rPr>
+          <w:rFonts w:ascii="Times New Roman" w:hAnsi="Times New Roman" w:cs="Times New Roman"/>
+          <w:sz w:val="26"/>
+          <w:szCs w:val="26"/>
+        </w:rPr>
+        <w:t>4. Kiểm tra mã nguồn tại dòng 21 lớp UserService.java.</w:t>
+      </w:r>
+    </w:p>
+    <w:p>
+      <w:pPr>
+        <w:rPr>
+          <w:rFonts w:ascii="Times New Roman" w:hAnsi="Times New Roman" w:cs="Times New Roman"/>
+          <w:sz w:val="26"/>
+          <w:szCs w:val="26"/>
+        </w:rPr>
+      </w:pPr>
+      <w:r>
+        <w:rPr>
+          <w:rFonts w:ascii="Times New Roman" w:hAnsi="Times New Roman" w:cs="Times New Roman"/>
+          <w:b/>
+          <w:bCs/>
+          <w:sz w:val="26"/>
+          <w:szCs w:val="26"/>
+        </w:rPr>
         <w:t>Kết Quả Mong Đợi:</w:t>
       </w:r>
       <w:r>
@@ -1130,533 +2650,7 @@
           <w:sz w:val="26"/>
           <w:szCs w:val="26"/>
         </w:rPr>
-        <w:t xml:space="preserve"> Tệp PDF phải hiển thị đầy đủ màu sắc và đường kẻ bảng y hệt như bản gốc trên Excel. </w:t>
-      </w:r>
-    </w:p>
-    <w:p>
-      <w:pPr>
-        <w:rPr>
-          <w:rFonts w:ascii="Times New Roman" w:hAnsi="Times New Roman" w:cs="Times New Roman"/>
-          <w:sz w:val="26"/>
-          <w:szCs w:val="26"/>
-          <w:lang w:val="vi-VN"/>
-        </w:rPr>
-      </w:pPr>
-      <w:r>
-        <w:rPr>
-          <w:rFonts w:ascii="Times New Roman" w:hAnsi="Times New Roman" w:cs="Times New Roman"/>
-          <w:b/>
-          <w:bCs/>
-          <w:sz w:val="26"/>
-          <w:szCs w:val="26"/>
-        </w:rPr>
-        <w:t>Kết Quả Thực Tế:</w:t>
-      </w:r>
-      <w:r>
-        <w:rPr>
-          <w:rFonts w:ascii="Times New Roman" w:hAnsi="Times New Roman" w:cs="Times New Roman"/>
-          <w:sz w:val="26"/>
-          <w:szCs w:val="26"/>
-        </w:rPr>
-        <w:t xml:space="preserve"> Tệp PDF hiển thị trắng đen, các đường kẻ bảng bị mất hoặc bị mờ không nhìn rõ.</w:t>
-      </w:r>
-    </w:p>
-    <w:p>
-      <w:pPr>
-        <w:rPr>
-          <w:rFonts w:ascii="Times New Roman" w:hAnsi="Times New Roman" w:cs="Times New Roman"/>
-          <w:sz w:val="26"/>
-          <w:szCs w:val="26"/>
-          <w:lang w:val="vi-VN"/>
-        </w:rPr>
-      </w:pPr>
-    </w:p>
-    <w:p>
-      <w:pPr>
-        <w:rPr>
-          <w:rFonts w:ascii="Times New Roman" w:hAnsi="Times New Roman" w:cs="Times New Roman"/>
-          <w:b/>
-          <w:bCs/>
-          <w:sz w:val="26"/>
-          <w:szCs w:val="26"/>
-        </w:rPr>
-      </w:pPr>
-      <w:r>
-        <w:rPr>
-          <w:rFonts w:ascii="Times New Roman" w:hAnsi="Times New Roman" w:cs="Times New Roman"/>
-          <w:b/>
-          <w:bCs/>
-          <w:sz w:val="26"/>
-          <w:szCs w:val="26"/>
-        </w:rPr>
-        <w:t>BÁO CÁO LỖI 03</w:t>
-      </w:r>
-    </w:p>
-    <w:p>
-      <w:pPr>
-        <w:rPr>
-          <w:rFonts w:ascii="Times New Roman" w:hAnsi="Times New Roman" w:cs="Times New Roman"/>
-          <w:sz w:val="26"/>
-          <w:szCs w:val="26"/>
-          <w:lang w:val="vi-VN"/>
-        </w:rPr>
-      </w:pPr>
-      <w:r>
-        <w:rPr>
-          <w:rFonts w:ascii="Times New Roman" w:hAnsi="Times New Roman" w:cs="Times New Roman"/>
-          <w:b/>
-          <w:bCs/>
-          <w:sz w:val="26"/>
-          <w:szCs w:val="26"/>
-        </w:rPr>
-        <w:t>Mô Tả Lỗi (Tóm tắt):</w:t>
-      </w:r>
-      <w:r>
-        <w:rPr>
-          <w:rFonts w:ascii="Times New Roman" w:hAnsi="Times New Roman" w:cs="Times New Roman"/>
-          <w:sz w:val="26"/>
-          <w:szCs w:val="26"/>
-        </w:rPr>
-        <w:t xml:space="preserve"> Ứng dụng bị treo khi sắp xếp vùng dữ liệu lớn </w:t>
-      </w:r>
-    </w:p>
-    <w:p>
-      <w:pPr>
-        <w:rPr>
-          <w:rFonts w:ascii="Times New Roman" w:hAnsi="Times New Roman" w:cs="Times New Roman"/>
-          <w:b/>
-          <w:bCs/>
-          <w:sz w:val="26"/>
-          <w:szCs w:val="26"/>
-          <w:lang w:val="vi-VN"/>
-        </w:rPr>
-      </w:pPr>
-      <w:r>
-        <w:rPr>
-          <w:rFonts w:ascii="Times New Roman" w:hAnsi="Times New Roman" w:cs="Times New Roman"/>
-          <w:b/>
-          <w:bCs/>
-          <w:sz w:val="26"/>
-          <w:szCs w:val="26"/>
-        </w:rPr>
-        <w:t>ID Lỗi:</w:t>
-      </w:r>
-      <w:r>
-        <w:rPr>
-          <w:rFonts w:ascii="Times New Roman" w:hAnsi="Times New Roman" w:cs="Times New Roman"/>
-          <w:sz w:val="26"/>
-          <w:szCs w:val="26"/>
-        </w:rPr>
-        <w:t xml:space="preserve"> EXL-003 </w:t>
-      </w:r>
-    </w:p>
-    <w:p>
-      <w:pPr>
-        <w:rPr>
-          <w:rFonts w:ascii="Times New Roman" w:hAnsi="Times New Roman" w:cs="Times New Roman"/>
-          <w:sz w:val="26"/>
-          <w:szCs w:val="26"/>
-          <w:lang w:val="vi-VN"/>
-        </w:rPr>
-      </w:pPr>
-      <w:r>
-        <w:rPr>
-          <w:rFonts w:ascii="Times New Roman" w:hAnsi="Times New Roman" w:cs="Times New Roman"/>
-          <w:b/>
-          <w:bCs/>
-          <w:sz w:val="26"/>
-          <w:szCs w:val="26"/>
-        </w:rPr>
-        <w:t>Phiên Bản Sản Phẩm:</w:t>
-      </w:r>
-      <w:r>
-        <w:rPr>
-          <w:rFonts w:ascii="Times New Roman" w:hAnsi="Times New Roman" w:cs="Times New Roman"/>
-          <w:sz w:val="26"/>
-          <w:szCs w:val="26"/>
-        </w:rPr>
-        <w:t xml:space="preserve"> Microsoft Excel 2021 </w:t>
-      </w:r>
-    </w:p>
-    <w:p>
-      <w:pPr>
-        <w:rPr>
-          <w:rFonts w:ascii="Times New Roman" w:hAnsi="Times New Roman" w:cs="Times New Roman"/>
-          <w:sz w:val="26"/>
-          <w:szCs w:val="26"/>
-          <w:lang w:val="vi-VN"/>
-        </w:rPr>
-      </w:pPr>
-      <w:r>
-        <w:rPr>
-          <w:rFonts w:ascii="Times New Roman" w:hAnsi="Times New Roman" w:cs="Times New Roman"/>
-          <w:b/>
-          <w:bCs/>
-          <w:sz w:val="26"/>
-          <w:szCs w:val="26"/>
-        </w:rPr>
-        <w:t>Mức Độ Nghiêm Trọng:</w:t>
-      </w:r>
-      <w:r>
-        <w:rPr>
-          <w:rFonts w:ascii="Times New Roman" w:hAnsi="Times New Roman" w:cs="Times New Roman"/>
-          <w:sz w:val="26"/>
-          <w:szCs w:val="26"/>
-        </w:rPr>
-        <w:t xml:space="preserve"> Cao </w:t>
-      </w:r>
-    </w:p>
-    <w:p>
-      <w:pPr>
-        <w:rPr>
-          <w:rFonts w:ascii="Times New Roman" w:hAnsi="Times New Roman" w:cs="Times New Roman"/>
-          <w:sz w:val="26"/>
-          <w:szCs w:val="26"/>
-          <w:lang w:val="vi-VN"/>
-        </w:rPr>
-      </w:pPr>
-      <w:r>
-        <w:rPr>
-          <w:rFonts w:ascii="Times New Roman" w:hAnsi="Times New Roman" w:cs="Times New Roman"/>
-          <w:b/>
-          <w:bCs/>
-          <w:sz w:val="26"/>
-          <w:szCs w:val="26"/>
-        </w:rPr>
-        <w:t>Mức Độ Ưu Tiên:</w:t>
-      </w:r>
-      <w:r>
-        <w:rPr>
-          <w:rFonts w:ascii="Times New Roman" w:hAnsi="Times New Roman" w:cs="Times New Roman"/>
-          <w:sz w:val="26"/>
-          <w:szCs w:val="26"/>
-        </w:rPr>
-        <w:t xml:space="preserve"> Trung bình </w:t>
-      </w:r>
-    </w:p>
-    <w:p>
-      <w:pPr>
-        <w:rPr>
-          <w:rFonts w:ascii="Times New Roman" w:hAnsi="Times New Roman" w:cs="Times New Roman"/>
-          <w:sz w:val="26"/>
-          <w:szCs w:val="26"/>
-          <w:lang w:val="vi-VN"/>
-        </w:rPr>
-      </w:pPr>
-      <w:r>
-        <w:rPr>
-          <w:rFonts w:ascii="Times New Roman" w:hAnsi="Times New Roman" w:cs="Times New Roman"/>
-          <w:b/>
-          <w:bCs/>
-          <w:sz w:val="26"/>
-          <w:szCs w:val="26"/>
-        </w:rPr>
-        <w:t>Giao Cho:</w:t>
-      </w:r>
-      <w:r>
-        <w:rPr>
-          <w:rFonts w:ascii="Times New Roman" w:hAnsi="Times New Roman" w:cs="Times New Roman"/>
-          <w:sz w:val="26"/>
-          <w:szCs w:val="26"/>
-        </w:rPr>
-        <w:t xml:space="preserve"> Nguyễn Hoàng Nam </w:t>
-      </w:r>
-    </w:p>
-    <w:p>
-      <w:pPr>
-        <w:rPr>
-          <w:rFonts w:ascii="Times New Roman" w:hAnsi="Times New Roman" w:cs="Times New Roman"/>
-          <w:sz w:val="26"/>
-          <w:szCs w:val="26"/>
-          <w:lang w:val="vi-VN"/>
-        </w:rPr>
-      </w:pPr>
-      <w:r>
-        <w:rPr>
-          <w:rFonts w:ascii="Times New Roman" w:hAnsi="Times New Roman" w:cs="Times New Roman"/>
-          <w:b/>
-          <w:bCs/>
-          <w:sz w:val="26"/>
-          <w:szCs w:val="26"/>
-        </w:rPr>
-        <w:t>Người Báo Cáo:</w:t>
-      </w:r>
-      <w:r>
-        <w:rPr>
-          <w:rFonts w:ascii="Times New Roman" w:hAnsi="Times New Roman" w:cs="Times New Roman"/>
-          <w:sz w:val="26"/>
-          <w:szCs w:val="26"/>
-        </w:rPr>
-        <w:t xml:space="preserve"> Võ Anh Kiệt </w:t>
-      </w:r>
-    </w:p>
-    <w:p>
-      <w:pPr>
-        <w:rPr>
-          <w:rFonts w:ascii="Times New Roman" w:hAnsi="Times New Roman" w:cs="Times New Roman"/>
-          <w:sz w:val="26"/>
-          <w:szCs w:val="26"/>
-          <w:lang w:val="vi-VN"/>
-        </w:rPr>
-      </w:pPr>
-      <w:r>
-        <w:rPr>
-          <w:rFonts w:ascii="Times New Roman" w:hAnsi="Times New Roman" w:cs="Times New Roman"/>
-          <w:b/>
-          <w:bCs/>
-          <w:sz w:val="26"/>
-          <w:szCs w:val="26"/>
-        </w:rPr>
-        <w:t>Ngày Báo Cáo:</w:t>
-      </w:r>
-      <w:r>
-        <w:rPr>
-          <w:rFonts w:ascii="Times New Roman" w:hAnsi="Times New Roman" w:cs="Times New Roman"/>
-          <w:sz w:val="26"/>
-          <w:szCs w:val="26"/>
-        </w:rPr>
-        <w:t xml:space="preserve"> 30/12/2025 </w:t>
-      </w:r>
-    </w:p>
-    <w:p>
-      <w:pPr>
-        <w:rPr>
-          <w:rFonts w:ascii="Times New Roman" w:hAnsi="Times New Roman" w:cs="Times New Roman"/>
-          <w:sz w:val="26"/>
-          <w:szCs w:val="26"/>
-          <w:lang w:val="vi-VN"/>
-        </w:rPr>
-      </w:pPr>
-      <w:r>
-        <w:rPr>
-          <w:rFonts w:ascii="Times New Roman" w:hAnsi="Times New Roman" w:cs="Times New Roman"/>
-          <w:b/>
-          <w:bCs/>
-          <w:sz w:val="26"/>
-          <w:szCs w:val="26"/>
-        </w:rPr>
-        <w:t>Lý Do:</w:t>
-      </w:r>
-      <w:r>
-        <w:rPr>
-          <w:rFonts w:ascii="Times New Roman" w:hAnsi="Times New Roman" w:cs="Times New Roman"/>
-          <w:sz w:val="26"/>
-          <w:szCs w:val="26"/>
-        </w:rPr>
-        <w:t xml:space="preserve"> Lỗi hiệu năng </w:t>
-      </w:r>
-    </w:p>
-    <w:p>
-      <w:pPr>
-        <w:rPr>
-          <w:rFonts w:ascii="Times New Roman" w:hAnsi="Times New Roman" w:cs="Times New Roman"/>
-          <w:sz w:val="26"/>
-          <w:szCs w:val="26"/>
-          <w:lang w:val="vi-VN"/>
-        </w:rPr>
-      </w:pPr>
-      <w:r>
-        <w:rPr>
-          <w:rFonts w:ascii="Times New Roman" w:hAnsi="Times New Roman" w:cs="Times New Roman"/>
-          <w:b/>
-          <w:bCs/>
-          <w:sz w:val="26"/>
-          <w:szCs w:val="26"/>
-        </w:rPr>
-        <w:t>Tình Trạng:</w:t>
-      </w:r>
-      <w:r>
-        <w:rPr>
-          <w:rFonts w:ascii="Times New Roman" w:hAnsi="Times New Roman" w:cs="Times New Roman"/>
-          <w:sz w:val="26"/>
-          <w:szCs w:val="26"/>
-        </w:rPr>
-        <w:t xml:space="preserve"> Mới </w:t>
-      </w:r>
-    </w:p>
-    <w:p>
-      <w:pPr>
-        <w:rPr>
-          <w:rFonts w:ascii="Times New Roman" w:hAnsi="Times New Roman" w:cs="Times New Roman"/>
-          <w:sz w:val="26"/>
-          <w:szCs w:val="26"/>
-        </w:rPr>
-      </w:pPr>
-      <w:r>
-        <w:rPr>
-          <w:rFonts w:ascii="Times New Roman" w:hAnsi="Times New Roman" w:cs="Times New Roman"/>
-          <w:b/>
-          <w:bCs/>
-          <w:sz w:val="26"/>
-          <w:szCs w:val="26"/>
-        </w:rPr>
-        <w:t>Môi Trường:</w:t>
-      </w:r>
-      <w:r>
-        <w:rPr>
-          <w:rFonts w:ascii="Times New Roman" w:hAnsi="Times New Roman" w:cs="Times New Roman"/>
-          <w:sz w:val="26"/>
-          <w:szCs w:val="26"/>
-        </w:rPr>
-        <w:t xml:space="preserve"> Windows 10 (RAM 4GB)</w:t>
-      </w:r>
-    </w:p>
-    <w:p>
-      <w:pPr>
-        <w:rPr>
-          <w:rFonts w:ascii="Times New Roman" w:hAnsi="Times New Roman" w:cs="Times New Roman"/>
-          <w:sz w:val="26"/>
-          <w:szCs w:val="26"/>
-        </w:rPr>
-      </w:pPr>
-      <w:r>
-        <w:rPr>
-          <w:rFonts w:ascii="Times New Roman" w:hAnsi="Times New Roman" w:cs="Times New Roman"/>
-          <w:b/>
-          <w:bCs/>
-          <w:sz w:val="26"/>
-          <w:szCs w:val="26"/>
-        </w:rPr>
-        <w:t>Mô Tả (Chi Tiết):</w:t>
-      </w:r>
-      <w:r>
-        <w:rPr>
-          <w:rFonts w:ascii="Times New Roman" w:hAnsi="Times New Roman" w:cs="Times New Roman"/>
-          <w:sz w:val="26"/>
-          <w:szCs w:val="26"/>
-        </w:rPr>
-        <w:t xml:space="preserve"> Excel gặp tình trạng treo máy hoàn toàn và buộc phải đóng ứng dụng khi người dùng thực hiện lệnh "Sort A-Z" trên một vùng dữ liệu có dung lượng lớn (trên 100.000 dòng).</w:t>
-      </w:r>
-    </w:p>
-    <w:p>
-      <w:pPr>
-        <w:rPr>
-          <w:rFonts w:ascii="Times New Roman" w:hAnsi="Times New Roman" w:cs="Times New Roman"/>
-          <w:sz w:val="26"/>
-          <w:szCs w:val="26"/>
-        </w:rPr>
-      </w:pPr>
-      <w:r>
-        <w:rPr>
-          <w:rFonts w:ascii="Times New Roman" w:hAnsi="Times New Roman" w:cs="Times New Roman"/>
-          <w:b/>
-          <w:bCs/>
-          <w:sz w:val="26"/>
-          <w:szCs w:val="26"/>
-        </w:rPr>
-        <w:t>Các Bước Tái Tạo Lỗi:</w:t>
-      </w:r>
-    </w:p>
-    <w:p>
-      <w:pPr>
-        <w:numPr>
-          <w:ilvl w:val="0"/>
-          <w:numId w:val="3"/>
-        </w:numPr>
-        <w:rPr>
-          <w:rFonts w:ascii="Times New Roman" w:hAnsi="Times New Roman" w:cs="Times New Roman"/>
-          <w:sz w:val="26"/>
-          <w:szCs w:val="26"/>
-        </w:rPr>
-      </w:pPr>
-      <w:r>
-        <w:rPr>
-          <w:rFonts w:ascii="Times New Roman" w:hAnsi="Times New Roman" w:cs="Times New Roman"/>
-          <w:sz w:val="26"/>
-          <w:szCs w:val="26"/>
-        </w:rPr>
-        <w:t>Mở một tệp dữ liệu có khoảng 150.000 dòng dữ liệu.</w:t>
-      </w:r>
-    </w:p>
-    <w:p>
-      <w:pPr>
-        <w:numPr>
-          <w:ilvl w:val="0"/>
-          <w:numId w:val="3"/>
-        </w:numPr>
-        <w:rPr>
-          <w:rFonts w:ascii="Times New Roman" w:hAnsi="Times New Roman" w:cs="Times New Roman"/>
-          <w:sz w:val="26"/>
-          <w:szCs w:val="26"/>
-        </w:rPr>
-      </w:pPr>
-      <w:r>
-        <w:rPr>
-          <w:rFonts w:ascii="Times New Roman" w:hAnsi="Times New Roman" w:cs="Times New Roman"/>
-          <w:sz w:val="26"/>
-          <w:szCs w:val="26"/>
-        </w:rPr>
-        <w:t>Bôi đen toàn bộ cột cần sắp xếp.</w:t>
-      </w:r>
-    </w:p>
-    <w:p>
-      <w:pPr>
-        <w:numPr>
-          <w:ilvl w:val="0"/>
-          <w:numId w:val="3"/>
-        </w:numPr>
-        <w:rPr>
-          <w:rFonts w:ascii="Times New Roman" w:hAnsi="Times New Roman" w:cs="Times New Roman"/>
-          <w:sz w:val="26"/>
-          <w:szCs w:val="26"/>
-        </w:rPr>
-      </w:pPr>
-      <w:r>
-        <w:rPr>
-          <w:rFonts w:ascii="Times New Roman" w:hAnsi="Times New Roman" w:cs="Times New Roman"/>
-          <w:sz w:val="26"/>
-          <w:szCs w:val="26"/>
-        </w:rPr>
-        <w:t>Vào thẻ Data -&gt; nhấn nút Sort A to Z.</w:t>
-      </w:r>
-    </w:p>
-    <w:p>
-      <w:pPr>
-        <w:numPr>
-          <w:ilvl w:val="0"/>
-          <w:numId w:val="3"/>
-        </w:numPr>
-        <w:rPr>
-          <w:rFonts w:ascii="Times New Roman" w:hAnsi="Times New Roman" w:cs="Times New Roman"/>
-          <w:sz w:val="26"/>
-          <w:szCs w:val="26"/>
-        </w:rPr>
-      </w:pPr>
-      <w:r>
-        <w:rPr>
-          <w:rFonts w:ascii="Times New Roman" w:hAnsi="Times New Roman" w:cs="Times New Roman"/>
-          <w:sz w:val="26"/>
-          <w:szCs w:val="26"/>
-        </w:rPr>
-        <w:t>Quan sát phản ứng của hệ thống.</w:t>
-      </w:r>
-    </w:p>
-    <w:p>
-      <w:pPr>
-        <w:rPr>
-          <w:rFonts w:ascii="Times New Roman" w:hAnsi="Times New Roman" w:cs="Times New Roman"/>
-          <w:sz w:val="26"/>
-          <w:szCs w:val="26"/>
-          <w:lang w:val="vi-VN"/>
-        </w:rPr>
-      </w:pPr>
-      <w:r>
-        <w:rPr>
-          <w:rFonts w:ascii="Times New Roman" w:hAnsi="Times New Roman" w:cs="Times New Roman"/>
-          <w:b/>
-          <w:bCs/>
-          <w:sz w:val="26"/>
-          <w:szCs w:val="26"/>
-        </w:rPr>
-        <w:t>Kết Quả Mong Đợi:</w:t>
-      </w:r>
-      <w:r>
-        <w:rPr>
-          <w:rFonts w:ascii="Times New Roman" w:hAnsi="Times New Roman" w:cs="Times New Roman"/>
-          <w:sz w:val="26"/>
-          <w:szCs w:val="26"/>
-        </w:rPr>
-        <w:t xml:space="preserve"> Hệ thống thực hiện sắp xếp xong trong vòng dưới 10 giây mà không làm gián đoạn ứng dụng. </w:t>
+        <w:t xml:space="preserve"> Hệ thống nên trả về một giá trị false kèm thông báo lỗi thay vì ném ra ngoại lệ hệ thống làm gián đoạn luồng kiểm thử, hoặc kịch bản kiểm thử cần được cấu hình để xác nhận ngoại lệ này là kết quả mong muốn.</w:t>
       </w:r>
     </w:p>
     <w:p>
@@ -1684,85 +2678,24 @@
           <w:sz w:val="26"/>
           <w:szCs w:val="26"/>
         </w:rPr>
-        <w:t xml:space="preserve"> Ứng dụng hiện thông báo "Not Responding", xoay vòng chuột liên tục và người dùng phải dùng Task Manager để tắt Excel.</w:t>
-      </w:r>
-    </w:p>
-    <w:p>
-      <w:pPr>
-        <w:rPr>
-          <w:rFonts w:ascii="Times New Roman" w:hAnsi="Times New Roman" w:cs="Times New Roman"/>
-          <w:sz w:val="26"/>
-          <w:szCs w:val="26"/>
-        </w:rPr>
-      </w:pPr>
-    </w:p>
-    <w:p>
-      <w:pPr>
-        <w:rPr>
-          <w:rFonts w:ascii="Times New Roman" w:hAnsi="Times New Roman" w:cs="Times New Roman"/>
-          <w:b/>
-          <w:bCs/>
-          <w:sz w:val="26"/>
-          <w:szCs w:val="26"/>
-        </w:rPr>
-      </w:pPr>
-      <w:r>
-        <w:rPr>
-          <w:rFonts w:ascii="Times New Roman" w:hAnsi="Times New Roman" w:cs="Times New Roman"/>
-          <w:b/>
-          <w:bCs/>
-          <w:sz w:val="26"/>
-          <w:szCs w:val="26"/>
-        </w:rPr>
-        <w:br w:type="page"/>
-      </w:r>
-    </w:p>
-    <w:p>
-      <w:pPr>
-        <w:rPr>
-          <w:rFonts w:ascii="Times New Roman" w:hAnsi="Times New Roman" w:cs="Times New Roman"/>
-          <w:b/>
-          <w:bCs/>
-          <w:sz w:val="26"/>
-          <w:szCs w:val="26"/>
-        </w:rPr>
-      </w:pPr>
-      <w:r>
-        <w:rPr>
-          <w:rFonts w:ascii="Times New Roman" w:hAnsi="Times New Roman" w:cs="Times New Roman"/>
-          <w:b/>
-          <w:bCs/>
-          <w:sz w:val="26"/>
-          <w:szCs w:val="26"/>
-        </w:rPr>
-        <w:lastRenderedPageBreak/>
-        <w:t xml:space="preserve">BÁO CÁO </w:t>
-      </w:r>
-      <w:r>
-        <w:rPr>
-          <w:rFonts w:ascii="Times New Roman" w:hAnsi="Times New Roman" w:cs="Times New Roman"/>
-          <w:b/>
-          <w:bCs/>
-          <w:sz w:val="26"/>
-          <w:szCs w:val="26"/>
-        </w:rPr>
-        <w:t>LỖI</w:t>
-      </w:r>
-      <w:r>
-        <w:rPr>
-          <w:rFonts w:ascii="Times New Roman" w:hAnsi="Times New Roman" w:cs="Times New Roman"/>
-          <w:b/>
-          <w:bCs/>
-          <w:sz w:val="26"/>
-          <w:szCs w:val="26"/>
-        </w:rPr>
-        <w:t xml:space="preserve"> 04</w:t>
-      </w:r>
-    </w:p>
-    <w:p>
-      <w:pPr>
-        <w:rPr>
-          <w:rFonts w:ascii="Times New Roman" w:hAnsi="Times New Roman" w:cs="Times New Roman"/>
+        <w:t xml:space="preserve"> Bài test bị ngắt quãng với lỗi: java.lang.IllegalArgumentException: Invalid email tại fpoly.bai6.UserService.updateUser(UserService.java:21).</w:t>
+      </w:r>
+    </w:p>
+    <w:p>
+      <w:pPr>
+        <w:rPr>
+          <w:rFonts w:ascii="Times New Roman" w:hAnsi="Times New Roman" w:cs="Times New Roman"/>
+          <w:sz w:val="26"/>
+          <w:szCs w:val="26"/>
+        </w:rPr>
+      </w:pPr>
+    </w:p>
+    <w:p>
+      <w:pPr>
+        <w:rPr>
+          <w:rFonts w:ascii="Times New Roman" w:hAnsi="Times New Roman" w:cs="Times New Roman"/>
+          <w:b/>
+          <w:bCs/>
           <w:sz w:val="26"/>
           <w:szCs w:val="26"/>
           <w:lang w:val="vi-VN"/>
@@ -1776,6 +2709,35 @@
           <w:sz w:val="26"/>
           <w:szCs w:val="26"/>
         </w:rPr>
+        <w:t xml:space="preserve">BÁO CÁO LỖI </w:t>
+      </w:r>
+      <w:r>
+        <w:rPr>
+          <w:rFonts w:ascii="Times New Roman" w:hAnsi="Times New Roman" w:cs="Times New Roman"/>
+          <w:b/>
+          <w:bCs/>
+          <w:sz w:val="26"/>
+          <w:szCs w:val="26"/>
+        </w:rPr>
+        <w:t>02</w:t>
+      </w:r>
+    </w:p>
+    <w:p>
+      <w:pPr>
+        <w:rPr>
+          <w:rFonts w:ascii="Times New Roman" w:hAnsi="Times New Roman" w:cs="Times New Roman"/>
+          <w:sz w:val="26"/>
+          <w:szCs w:val="26"/>
+        </w:rPr>
+      </w:pPr>
+      <w:r>
+        <w:rPr>
+          <w:rFonts w:ascii="Times New Roman" w:hAnsi="Times New Roman" w:cs="Times New Roman"/>
+          <w:b/>
+          <w:bCs/>
+          <w:sz w:val="26"/>
+          <w:szCs w:val="26"/>
+        </w:rPr>
         <w:t>Mô Tả Lỗi (Tóm tắt):</w:t>
       </w:r>
       <w:r>
@@ -1784,16 +2746,15 @@
           <w:sz w:val="26"/>
           <w:szCs w:val="26"/>
         </w:rPr>
-        <w:t xml:space="preserve"> Danh sách Data Validation bị mất sau khi tệp được lưu và mở lại </w:t>
-      </w:r>
-    </w:p>
-    <w:p>
-      <w:pPr>
-        <w:rPr>
-          <w:rFonts w:ascii="Times New Roman" w:hAnsi="Times New Roman" w:cs="Times New Roman"/>
-          <w:sz w:val="26"/>
-          <w:szCs w:val="26"/>
-          <w:lang w:val="vi-VN"/>
+        <w:t xml:space="preserve"> Lỗi logic so sánh thông tin người dùng trong Unit Test.</w:t>
+      </w:r>
+    </w:p>
+    <w:p>
+      <w:pPr>
+        <w:rPr>
+          <w:rFonts w:ascii="Times New Roman" w:hAnsi="Times New Roman" w:cs="Times New Roman"/>
+          <w:sz w:val="26"/>
+          <w:szCs w:val="26"/>
         </w:rPr>
       </w:pPr>
       <w:r>
@@ -1812,44 +2773,15 @@
           <w:sz w:val="26"/>
           <w:szCs w:val="26"/>
         </w:rPr>
-        <w:t xml:space="preserve"> EXL-004 </w:t>
-      </w:r>
-    </w:p>
-    <w:p>
-      <w:pPr>
-        <w:rPr>
-          <w:rFonts w:ascii="Times New Roman" w:hAnsi="Times New Roman" w:cs="Times New Roman"/>
-          <w:sz w:val="26"/>
-          <w:szCs w:val="26"/>
-          <w:lang w:val="vi-VN"/>
-        </w:rPr>
-      </w:pPr>
-      <w:r>
-        <w:rPr>
-          <w:rFonts w:ascii="Times New Roman" w:hAnsi="Times New Roman" w:cs="Times New Roman"/>
-          <w:b/>
-          <w:bCs/>
-          <w:sz w:val="26"/>
-          <w:szCs w:val="26"/>
-        </w:rPr>
-        <w:t>Phiên Bản Sản Phẩm:</w:t>
-      </w:r>
-      <w:r>
-        <w:rPr>
-          <w:rFonts w:ascii="Times New Roman" w:hAnsi="Times New Roman" w:cs="Times New Roman"/>
-          <w:sz w:val="26"/>
-          <w:szCs w:val="26"/>
-        </w:rPr>
-        <w:t xml:space="preserve"> Microsoft 365 </w:t>
-      </w:r>
-    </w:p>
-    <w:p>
-      <w:pPr>
-        <w:rPr>
-          <w:rFonts w:ascii="Times New Roman" w:hAnsi="Times New Roman" w:cs="Times New Roman"/>
-          <w:sz w:val="26"/>
-          <w:szCs w:val="26"/>
-          <w:lang w:val="vi-VN"/>
+        <w:t xml:space="preserve"> NPHIM-008</w:t>
+      </w:r>
+    </w:p>
+    <w:p>
+      <w:pPr>
+        <w:rPr>
+          <w:rFonts w:ascii="Times New Roman" w:hAnsi="Times New Roman" w:cs="Times New Roman"/>
+          <w:sz w:val="26"/>
+          <w:szCs w:val="26"/>
         </w:rPr>
       </w:pPr>
       <w:r>
@@ -1868,128 +2800,15 @@
           <w:sz w:val="26"/>
           <w:szCs w:val="26"/>
         </w:rPr>
-        <w:t xml:space="preserve"> Trung bình </w:t>
-      </w:r>
-    </w:p>
-    <w:p>
-      <w:pPr>
-        <w:rPr>
-          <w:rFonts w:ascii="Times New Roman" w:hAnsi="Times New Roman" w:cs="Times New Roman"/>
-          <w:sz w:val="26"/>
-          <w:szCs w:val="26"/>
-          <w:lang w:val="vi-VN"/>
-        </w:rPr>
-      </w:pPr>
-      <w:r>
-        <w:rPr>
-          <w:rFonts w:ascii="Times New Roman" w:hAnsi="Times New Roman" w:cs="Times New Roman"/>
-          <w:b/>
-          <w:bCs/>
-          <w:sz w:val="26"/>
-          <w:szCs w:val="26"/>
-        </w:rPr>
-        <w:t>Mức Độ Ưu Tiên:</w:t>
-      </w:r>
-      <w:r>
-        <w:rPr>
-          <w:rFonts w:ascii="Times New Roman" w:hAnsi="Times New Roman" w:cs="Times New Roman"/>
-          <w:sz w:val="26"/>
-          <w:szCs w:val="26"/>
-        </w:rPr>
-        <w:t xml:space="preserve"> Thấp </w:t>
-      </w:r>
-    </w:p>
-    <w:p>
-      <w:pPr>
-        <w:rPr>
-          <w:rFonts w:ascii="Times New Roman" w:hAnsi="Times New Roman" w:cs="Times New Roman"/>
-          <w:sz w:val="26"/>
-          <w:szCs w:val="26"/>
-          <w:lang w:val="vi-VN"/>
-        </w:rPr>
-      </w:pPr>
-      <w:r>
-        <w:rPr>
-          <w:rFonts w:ascii="Times New Roman" w:hAnsi="Times New Roman" w:cs="Times New Roman"/>
-          <w:b/>
-          <w:bCs/>
-          <w:sz w:val="26"/>
-          <w:szCs w:val="26"/>
-        </w:rPr>
-        <w:t>Giao Cho:</w:t>
-      </w:r>
-      <w:r>
-        <w:rPr>
-          <w:rFonts w:ascii="Times New Roman" w:hAnsi="Times New Roman" w:cs="Times New Roman"/>
-          <w:sz w:val="26"/>
-          <w:szCs w:val="26"/>
-        </w:rPr>
-        <w:t xml:space="preserve"> Phạm Thanh Thảo </w:t>
-      </w:r>
-    </w:p>
-    <w:p>
-      <w:pPr>
-        <w:rPr>
-          <w:rFonts w:ascii="Times New Roman" w:hAnsi="Times New Roman" w:cs="Times New Roman"/>
-          <w:sz w:val="26"/>
-          <w:szCs w:val="26"/>
-          <w:lang w:val="vi-VN"/>
-        </w:rPr>
-      </w:pPr>
-      <w:r>
-        <w:rPr>
-          <w:rFonts w:ascii="Times New Roman" w:hAnsi="Times New Roman" w:cs="Times New Roman"/>
-          <w:b/>
-          <w:bCs/>
-          <w:sz w:val="26"/>
-          <w:szCs w:val="26"/>
-        </w:rPr>
-        <w:t>Người Báo Cáo:</w:t>
-      </w:r>
-      <w:r>
-        <w:rPr>
-          <w:rFonts w:ascii="Times New Roman" w:hAnsi="Times New Roman" w:cs="Times New Roman"/>
-          <w:sz w:val="26"/>
-          <w:szCs w:val="26"/>
-        </w:rPr>
-        <w:t xml:space="preserve"> Võ Anh Kiệt </w:t>
-      </w:r>
-    </w:p>
-    <w:p>
-      <w:pPr>
-        <w:rPr>
-          <w:rFonts w:ascii="Times New Roman" w:hAnsi="Times New Roman" w:cs="Times New Roman"/>
-          <w:sz w:val="26"/>
-          <w:szCs w:val="26"/>
-          <w:lang w:val="vi-VN"/>
-        </w:rPr>
-      </w:pPr>
-      <w:r>
-        <w:rPr>
-          <w:rFonts w:ascii="Times New Roman" w:hAnsi="Times New Roman" w:cs="Times New Roman"/>
-          <w:b/>
-          <w:bCs/>
-          <w:sz w:val="26"/>
-          <w:szCs w:val="26"/>
-        </w:rPr>
-        <w:t>Ngày Báo Cáo:</w:t>
-      </w:r>
-      <w:r>
-        <w:rPr>
-          <w:rFonts w:ascii="Times New Roman" w:hAnsi="Times New Roman" w:cs="Times New Roman"/>
-          <w:sz w:val="26"/>
-          <w:szCs w:val="26"/>
-        </w:rPr>
-        <w:t xml:space="preserve"> 30/12/2025 </w:t>
-      </w:r>
-    </w:p>
-    <w:p>
-      <w:pPr>
-        <w:rPr>
-          <w:rFonts w:ascii="Times New Roman" w:hAnsi="Times New Roman" w:cs="Times New Roman"/>
-          <w:sz w:val="26"/>
-          <w:szCs w:val="26"/>
-          <w:lang w:val="vi-VN"/>
+        <w:t xml:space="preserve"> Thấp</w:t>
+      </w:r>
+    </w:p>
+    <w:p>
+      <w:pPr>
+        <w:rPr>
+          <w:rFonts w:ascii="Times New Roman" w:hAnsi="Times New Roman" w:cs="Times New Roman"/>
+          <w:sz w:val="26"/>
+          <w:szCs w:val="26"/>
         </w:rPr>
       </w:pPr>
       <w:r>
@@ -2008,62 +2827,7 @@
           <w:sz w:val="26"/>
           <w:szCs w:val="26"/>
         </w:rPr>
-        <w:t xml:space="preserve"> Lỗi lưu trữ thuộc tính (Property Storage Error) </w:t>
-      </w:r>
-    </w:p>
-    <w:p>
-      <w:pPr>
-        <w:rPr>
-          <w:rFonts w:ascii="Times New Roman" w:hAnsi="Times New Roman" w:cs="Times New Roman"/>
-          <w:sz w:val="26"/>
-          <w:szCs w:val="26"/>
-          <w:lang w:val="vi-VN"/>
-        </w:rPr>
-      </w:pPr>
-      <w:r>
-        <w:rPr>
-          <w:rFonts w:ascii="Times New Roman" w:hAnsi="Times New Roman" w:cs="Times New Roman"/>
-          <w:b/>
-          <w:bCs/>
-          <w:sz w:val="26"/>
-          <w:szCs w:val="26"/>
-        </w:rPr>
-        <w:t>Tình Trạng:</w:t>
-      </w:r>
-      <w:r>
-        <w:rPr>
-          <w:rFonts w:ascii="Times New Roman" w:hAnsi="Times New Roman" w:cs="Times New Roman"/>
-          <w:sz w:val="26"/>
-          <w:szCs w:val="26"/>
-        </w:rPr>
-        <w:t xml:space="preserve"> Mới </w:t>
-      </w:r>
-    </w:p>
-    <w:p>
-      <w:pPr>
-        <w:rPr>
-          <w:rFonts w:ascii="Times New Roman" w:hAnsi="Times New Roman" w:cs="Times New Roman"/>
-          <w:sz w:val="26"/>
-          <w:szCs w:val="26"/>
-        </w:rPr>
-      </w:pPr>
-      <w:r>
-        <w:rPr>
-          <w:rFonts w:ascii="Times New Roman" w:hAnsi="Times New Roman" w:cs="Times New Roman"/>
-          <w:b/>
-          <w:bCs/>
-          <w:sz w:val="26"/>
-          <w:szCs w:val="26"/>
-        </w:rPr>
-        <w:t>Môi Trường:</w:t>
-      </w:r>
-      <w:r>
-        <w:rPr>
-          <w:rFonts w:ascii="Times New Roman" w:hAnsi="Times New Roman" w:cs="Times New Roman"/>
-          <w:sz w:val="26"/>
-          <w:szCs w:val="26"/>
-        </w:rPr>
-        <w:t xml:space="preserve"> Windows 11</w:t>
+        <w:t xml:space="preserve"> Sai lệch kết quả mong đợi (Assertion Comparison Error)</w:t>
       </w:r>
     </w:p>
     <w:p>
@@ -2090,137 +2854,15 @@
           <w:sz w:val="26"/>
           <w:szCs w:val="26"/>
         </w:rPr>
-        <w:t xml:space="preserve"> Người dùng thiết lập tính năng Data Validation để tạo menu thả xuống cho ô, nhưng sau khi lưu tệp, đóng lại và mở lên thì nút mũi tên chọn danh sách biến mất.</w:t>
-      </w:r>
-    </w:p>
-    <w:p>
-      <w:pPr>
-        <w:rPr>
-          <w:rFonts w:ascii="Times New Roman" w:hAnsi="Times New Roman" w:cs="Times New Roman"/>
-          <w:sz w:val="26"/>
-          <w:szCs w:val="26"/>
-        </w:rPr>
-      </w:pPr>
-      <w:r>
-        <w:rPr>
-          <w:rFonts w:ascii="Times New Roman" w:hAnsi="Times New Roman" w:cs="Times New Roman"/>
-          <w:b/>
-          <w:bCs/>
-          <w:sz w:val="26"/>
-          <w:szCs w:val="26"/>
-        </w:rPr>
-        <w:t>Các Bước Tái Tạo Lỗi:</w:t>
-      </w:r>
-    </w:p>
-    <w:p>
-      <w:pPr>
-        <w:numPr>
-          <w:ilvl w:val="0"/>
-          <w:numId w:val="4"/>
-        </w:numPr>
-        <w:rPr>
-          <w:rFonts w:ascii="Times New Roman" w:hAnsi="Times New Roman" w:cs="Times New Roman"/>
-          <w:sz w:val="26"/>
-          <w:szCs w:val="26"/>
-        </w:rPr>
-      </w:pPr>
-      <w:r>
-        <w:rPr>
-          <w:rFonts w:ascii="Times New Roman" w:hAnsi="Times New Roman" w:cs="Times New Roman"/>
-          <w:sz w:val="26"/>
-          <w:szCs w:val="26"/>
-        </w:rPr>
-        <w:t>Chọn ô A1, vào Data -&gt; Data Validation -&gt; chọn List.</w:t>
-      </w:r>
-    </w:p>
-    <w:p>
-      <w:pPr>
-        <w:numPr>
-          <w:ilvl w:val="0"/>
-          <w:numId w:val="4"/>
-        </w:numPr>
-        <w:rPr>
-          <w:rFonts w:ascii="Times New Roman" w:hAnsi="Times New Roman" w:cs="Times New Roman"/>
-          <w:sz w:val="26"/>
-          <w:szCs w:val="26"/>
-        </w:rPr>
-      </w:pPr>
-      <w:r>
-        <w:rPr>
-          <w:rFonts w:ascii="Times New Roman" w:hAnsi="Times New Roman" w:cs="Times New Roman"/>
-          <w:sz w:val="26"/>
-          <w:szCs w:val="26"/>
-        </w:rPr>
-        <w:t>Nhập nguồn dữ liệu cho danh sách và nhấn OK (Nút thả xuống xuất hiện bình thường).</w:t>
-      </w:r>
-    </w:p>
-    <w:p>
-      <w:pPr>
-        <w:numPr>
-          <w:ilvl w:val="0"/>
-          <w:numId w:val="4"/>
-        </w:numPr>
-        <w:rPr>
-          <w:rFonts w:ascii="Times New Roman" w:hAnsi="Times New Roman" w:cs="Times New Roman"/>
-          <w:sz w:val="26"/>
-          <w:szCs w:val="26"/>
-        </w:rPr>
-      </w:pPr>
-      <w:r>
-        <w:rPr>
-          <w:rFonts w:ascii="Times New Roman" w:hAnsi="Times New Roman" w:cs="Times New Roman"/>
-          <w:sz w:val="26"/>
-          <w:szCs w:val="26"/>
-        </w:rPr>
-        <w:t xml:space="preserve">Nhấn </w:t>
-      </w:r>
-      <w:r>
-        <w:rPr>
-          <w:rFonts w:ascii="Times New Roman" w:hAnsi="Times New Roman" w:cs="Times New Roman"/>
-          <w:b/>
-          <w:bCs/>
-          <w:sz w:val="26"/>
-          <w:szCs w:val="26"/>
-        </w:rPr>
-        <w:t>Save</w:t>
-      </w:r>
-      <w:r>
-        <w:rPr>
-          <w:rFonts w:ascii="Times New Roman" w:hAnsi="Times New Roman" w:cs="Times New Roman"/>
-          <w:sz w:val="26"/>
-          <w:szCs w:val="26"/>
-        </w:rPr>
-        <w:t xml:space="preserve"> và đóng tệp Excel.</w:t>
-      </w:r>
-    </w:p>
-    <w:p>
-      <w:pPr>
-        <w:numPr>
-          <w:ilvl w:val="0"/>
-          <w:numId w:val="4"/>
-        </w:numPr>
-        <w:rPr>
-          <w:rFonts w:ascii="Times New Roman" w:hAnsi="Times New Roman" w:cs="Times New Roman"/>
-          <w:sz w:val="26"/>
-          <w:szCs w:val="26"/>
-        </w:rPr>
-      </w:pPr>
-      <w:r>
-        <w:rPr>
-          <w:rFonts w:ascii="Times New Roman" w:hAnsi="Times New Roman" w:cs="Times New Roman"/>
-          <w:sz w:val="26"/>
-          <w:szCs w:val="26"/>
-        </w:rPr>
-        <w:t>Mở lại tệp vừa lưu và nhấp vào ô A1.</w:t>
-      </w:r>
-    </w:p>
-    <w:p>
-      <w:pPr>
-        <w:rPr>
-          <w:rFonts w:ascii="Times New Roman" w:hAnsi="Times New Roman" w:cs="Times New Roman"/>
-          <w:sz w:val="26"/>
-          <w:szCs w:val="26"/>
-          <w:lang w:val="vi-VN"/>
+        <w:t xml:space="preserve"> Xảy ra khi thực hiện phương thức testFailLogic (trong kịch bản kiểm thử cố ý của người dùng). Hệ thống thực hiện so sánh chuỗi thực tế ("guest") với giá trị kỳ vọng ("admin"), dẫn đến lỗi ComparisonFailure.</w:t>
+      </w:r>
+    </w:p>
+    <w:p>
+      <w:pPr>
+        <w:rPr>
+          <w:rFonts w:ascii="Times New Roman" w:hAnsi="Times New Roman" w:cs="Times New Roman"/>
+          <w:sz w:val="26"/>
+          <w:szCs w:val="26"/>
         </w:rPr>
       </w:pPr>
       <w:r>
@@ -2239,7 +2881,7 @@
           <w:sz w:val="26"/>
           <w:szCs w:val="26"/>
         </w:rPr>
-        <w:t xml:space="preserve"> Nút mũi tên thả xuống vẫn phải hiển thị tại ô A1 để người dùng chọn giá trị. </w:t>
+        <w:t xml:space="preserve"> Kết quả so sánh phải khớp nhau để bài test đạt trạng thái Pass.</w:t>
       </w:r>
     </w:p>
     <w:p>
@@ -2266,7 +2908,7 @@
           <w:sz w:val="26"/>
           <w:szCs w:val="26"/>
         </w:rPr>
-        <w:t xml:space="preserve"> Ô A1 trở thành ô văn bản bình thường, tính năng Data Validation đã biến mất hoàn toàn.</w:t>
+        <w:t xml:space="preserve"> JUnit báo lỗi đỏ do giá trị thực tế và mong đợi không trùng khớp.</w:t>
       </w:r>
     </w:p>
     <w:p>
@@ -2527,6 +3169,155 @@
     </w:lvl>
   </w:abstractNum>
   <w:abstractNum w:abstractNumId="2" w15:restartNumberingAfterBreak="0">
+    <w:nsid w:val="50A7587D"/>
+    <w:multiLevelType w:val="multilevel"/>
+    <w:tmpl w:val="DBAE6420"/>
+    <w:lvl w:ilvl="0">
+      <w:start w:val="1"/>
+      <w:numFmt w:val="bullet"/>
+      <w:lvlText w:val=""/>
+      <w:lvlJc w:val="left"/>
+      <w:pPr>
+        <w:tabs>
+          <w:tab w:val="num" w:pos="720"/>
+        </w:tabs>
+        <w:ind w:left="720" w:hanging="360"/>
+      </w:pPr>
+      <w:rPr>
+        <w:rFonts w:ascii="Symbol" w:hAnsi="Symbol" w:hint="default"/>
+        <w:sz w:val="20"/>
+      </w:rPr>
+    </w:lvl>
+    <w:lvl w:ilvl="1" w:tentative="1">
+      <w:start w:val="1"/>
+      <w:numFmt w:val="bullet"/>
+      <w:lvlText w:val="o"/>
+      <w:lvlJc w:val="left"/>
+      <w:pPr>
+        <w:tabs>
+          <w:tab w:val="num" w:pos="1440"/>
+        </w:tabs>
+        <w:ind w:left="1440" w:hanging="360"/>
+      </w:pPr>
+      <w:rPr>
+        <w:rFonts w:ascii="Courier New" w:hAnsi="Courier New" w:hint="default"/>
+        <w:sz w:val="20"/>
+      </w:rPr>
+    </w:lvl>
+    <w:lvl w:ilvl="2" w:tentative="1">
+      <w:start w:val="1"/>
+      <w:numFmt w:val="bullet"/>
+      <w:lvlText w:val=""/>
+      <w:lvlJc w:val="left"/>
+      <w:pPr>
+        <w:tabs>
+          <w:tab w:val="num" w:pos="2160"/>
+        </w:tabs>
+        <w:ind w:left="2160" w:hanging="360"/>
+      </w:pPr>
+      <w:rPr>
+        <w:rFonts w:ascii="Wingdings" w:hAnsi="Wingdings" w:hint="default"/>
+        <w:sz w:val="20"/>
+      </w:rPr>
+    </w:lvl>
+    <w:lvl w:ilvl="3" w:tentative="1">
+      <w:start w:val="1"/>
+      <w:numFmt w:val="bullet"/>
+      <w:lvlText w:val=""/>
+      <w:lvlJc w:val="left"/>
+      <w:pPr>
+        <w:tabs>
+          <w:tab w:val="num" w:pos="2880"/>
+        </w:tabs>
+        <w:ind w:left="2880" w:hanging="360"/>
+      </w:pPr>
+      <w:rPr>
+        <w:rFonts w:ascii="Wingdings" w:hAnsi="Wingdings" w:hint="default"/>
+        <w:sz w:val="20"/>
+      </w:rPr>
+    </w:lvl>
+    <w:lvl w:ilvl="4" w:tentative="1">
+      <w:start w:val="1"/>
+      <w:numFmt w:val="bullet"/>
+      <w:lvlText w:val=""/>
+      <w:lvlJc w:val="left"/>
+      <w:pPr>
+        <w:tabs>
+          <w:tab w:val="num" w:pos="3600"/>
+        </w:tabs>
+        <w:ind w:left="3600" w:hanging="360"/>
+      </w:pPr>
+      <w:rPr>
+        <w:rFonts w:ascii="Wingdings" w:hAnsi="Wingdings" w:hint="default"/>
+        <w:sz w:val="20"/>
+      </w:rPr>
+    </w:lvl>
+    <w:lvl w:ilvl="5" w:tentative="1">
+      <w:start w:val="1"/>
+      <w:numFmt w:val="bullet"/>
+      <w:lvlText w:val=""/>
+      <w:lvlJc w:val="left"/>
+      <w:pPr>
+        <w:tabs>
+          <w:tab w:val="num" w:pos="4320"/>
+        </w:tabs>
+        <w:ind w:left="4320" w:hanging="360"/>
+      </w:pPr>
+      <w:rPr>
+        <w:rFonts w:ascii="Wingdings" w:hAnsi="Wingdings" w:hint="default"/>
+        <w:sz w:val="20"/>
+      </w:rPr>
+    </w:lvl>
+    <w:lvl w:ilvl="6" w:tentative="1">
+      <w:start w:val="1"/>
+      <w:numFmt w:val="bullet"/>
+      <w:lvlText w:val=""/>
+      <w:lvlJc w:val="left"/>
+      <w:pPr>
+        <w:tabs>
+          <w:tab w:val="num" w:pos="5040"/>
+        </w:tabs>
+        <w:ind w:left="5040" w:hanging="360"/>
+      </w:pPr>
+      <w:rPr>
+        <w:rFonts w:ascii="Wingdings" w:hAnsi="Wingdings" w:hint="default"/>
+        <w:sz w:val="20"/>
+      </w:rPr>
+    </w:lvl>
+    <w:lvl w:ilvl="7" w:tentative="1">
+      <w:start w:val="1"/>
+      <w:numFmt w:val="bullet"/>
+      <w:lvlText w:val=""/>
+      <w:lvlJc w:val="left"/>
+      <w:pPr>
+        <w:tabs>
+          <w:tab w:val="num" w:pos="5760"/>
+        </w:tabs>
+        <w:ind w:left="5760" w:hanging="360"/>
+      </w:pPr>
+      <w:rPr>
+        <w:rFonts w:ascii="Wingdings" w:hAnsi="Wingdings" w:hint="default"/>
+        <w:sz w:val="20"/>
+      </w:rPr>
+    </w:lvl>
+    <w:lvl w:ilvl="8" w:tentative="1">
+      <w:start w:val="1"/>
+      <w:numFmt w:val="bullet"/>
+      <w:lvlText w:val=""/>
+      <w:lvlJc w:val="left"/>
+      <w:pPr>
+        <w:tabs>
+          <w:tab w:val="num" w:pos="6480"/>
+        </w:tabs>
+        <w:ind w:left="6480" w:hanging="360"/>
+      </w:pPr>
+      <w:rPr>
+        <w:rFonts w:ascii="Wingdings" w:hAnsi="Wingdings" w:hint="default"/>
+        <w:sz w:val="20"/>
+      </w:rPr>
+    </w:lvl>
+  </w:abstractNum>
+  <w:abstractNum w:abstractNumId="3" w15:restartNumberingAfterBreak="0">
     <w:nsid w:val="763E799C"/>
     <w:multiLevelType w:val="multilevel"/>
     <w:tmpl w:val="3364C8E8"/>
@@ -2639,7 +3430,7 @@
       </w:pPr>
     </w:lvl>
   </w:abstractNum>
-  <w:abstractNum w:abstractNumId="3" w15:restartNumberingAfterBreak="0">
+  <w:abstractNum w:abstractNumId="4" w15:restartNumberingAfterBreak="0">
     <w:nsid w:val="783A0CAE"/>
     <w:multiLevelType w:val="multilevel"/>
     <w:tmpl w:val="3B547D4A"/>
@@ -2752,17 +3543,172 @@
       </w:pPr>
     </w:lvl>
   </w:abstractNum>
+  <w:abstractNum w:abstractNumId="5" w15:restartNumberingAfterBreak="0">
+    <w:nsid w:val="7B7F1A83"/>
+    <w:multiLevelType w:val="multilevel"/>
+    <w:tmpl w:val="883E1626"/>
+    <w:lvl w:ilvl="0">
+      <w:start w:val="1"/>
+      <w:numFmt w:val="bullet"/>
+      <w:lvlText w:val=""/>
+      <w:lvlJc w:val="left"/>
+      <w:pPr>
+        <w:tabs>
+          <w:tab w:val="num" w:pos="720"/>
+        </w:tabs>
+        <w:ind w:left="720" w:hanging="360"/>
+      </w:pPr>
+      <w:rPr>
+        <w:rFonts w:ascii="Symbol" w:hAnsi="Symbol" w:hint="default"/>
+        <w:sz w:val="20"/>
+      </w:rPr>
+    </w:lvl>
+    <w:lvl w:ilvl="1" w:tentative="1">
+      <w:start w:val="1"/>
+      <w:numFmt w:val="bullet"/>
+      <w:lvlText w:val="o"/>
+      <w:lvlJc w:val="left"/>
+      <w:pPr>
+        <w:tabs>
+          <w:tab w:val="num" w:pos="1440"/>
+        </w:tabs>
+        <w:ind w:left="1440" w:hanging="360"/>
+      </w:pPr>
+      <w:rPr>
+        <w:rFonts w:ascii="Courier New" w:hAnsi="Courier New" w:hint="default"/>
+        <w:sz w:val="20"/>
+      </w:rPr>
+    </w:lvl>
+    <w:lvl w:ilvl="2" w:tentative="1">
+      <w:start w:val="1"/>
+      <w:numFmt w:val="bullet"/>
+      <w:lvlText w:val=""/>
+      <w:lvlJc w:val="left"/>
+      <w:pPr>
+        <w:tabs>
+          <w:tab w:val="num" w:pos="2160"/>
+        </w:tabs>
+        <w:ind w:left="2160" w:hanging="360"/>
+      </w:pPr>
+      <w:rPr>
+        <w:rFonts w:ascii="Wingdings" w:hAnsi="Wingdings" w:hint="default"/>
+        <w:sz w:val="20"/>
+      </w:rPr>
+    </w:lvl>
+    <w:lvl w:ilvl="3" w:tentative="1">
+      <w:start w:val="1"/>
+      <w:numFmt w:val="bullet"/>
+      <w:lvlText w:val=""/>
+      <w:lvlJc w:val="left"/>
+      <w:pPr>
+        <w:tabs>
+          <w:tab w:val="num" w:pos="2880"/>
+        </w:tabs>
+        <w:ind w:left="2880" w:hanging="360"/>
+      </w:pPr>
+      <w:rPr>
+        <w:rFonts w:ascii="Wingdings" w:hAnsi="Wingdings" w:hint="default"/>
+        <w:sz w:val="20"/>
+      </w:rPr>
+    </w:lvl>
+    <w:lvl w:ilvl="4" w:tentative="1">
+      <w:start w:val="1"/>
+      <w:numFmt w:val="bullet"/>
+      <w:lvlText w:val=""/>
+      <w:lvlJc w:val="left"/>
+      <w:pPr>
+        <w:tabs>
+          <w:tab w:val="num" w:pos="3600"/>
+        </w:tabs>
+        <w:ind w:left="3600" w:hanging="360"/>
+      </w:pPr>
+      <w:rPr>
+        <w:rFonts w:ascii="Wingdings" w:hAnsi="Wingdings" w:hint="default"/>
+        <w:sz w:val="20"/>
+      </w:rPr>
+    </w:lvl>
+    <w:lvl w:ilvl="5" w:tentative="1">
+      <w:start w:val="1"/>
+      <w:numFmt w:val="bullet"/>
+      <w:lvlText w:val=""/>
+      <w:lvlJc w:val="left"/>
+      <w:pPr>
+        <w:tabs>
+          <w:tab w:val="num" w:pos="4320"/>
+        </w:tabs>
+        <w:ind w:left="4320" w:hanging="360"/>
+      </w:pPr>
+      <w:rPr>
+        <w:rFonts w:ascii="Wingdings" w:hAnsi="Wingdings" w:hint="default"/>
+        <w:sz w:val="20"/>
+      </w:rPr>
+    </w:lvl>
+    <w:lvl w:ilvl="6" w:tentative="1">
+      <w:start w:val="1"/>
+      <w:numFmt w:val="bullet"/>
+      <w:lvlText w:val=""/>
+      <w:lvlJc w:val="left"/>
+      <w:pPr>
+        <w:tabs>
+          <w:tab w:val="num" w:pos="5040"/>
+        </w:tabs>
+        <w:ind w:left="5040" w:hanging="360"/>
+      </w:pPr>
+      <w:rPr>
+        <w:rFonts w:ascii="Wingdings" w:hAnsi="Wingdings" w:hint="default"/>
+        <w:sz w:val="20"/>
+      </w:rPr>
+    </w:lvl>
+    <w:lvl w:ilvl="7" w:tentative="1">
+      <w:start w:val="1"/>
+      <w:numFmt w:val="bullet"/>
+      <w:lvlText w:val=""/>
+      <w:lvlJc w:val="left"/>
+      <w:pPr>
+        <w:tabs>
+          <w:tab w:val="num" w:pos="5760"/>
+        </w:tabs>
+        <w:ind w:left="5760" w:hanging="360"/>
+      </w:pPr>
+      <w:rPr>
+        <w:rFonts w:ascii="Wingdings" w:hAnsi="Wingdings" w:hint="default"/>
+        <w:sz w:val="20"/>
+      </w:rPr>
+    </w:lvl>
+    <w:lvl w:ilvl="8" w:tentative="1">
+      <w:start w:val="1"/>
+      <w:numFmt w:val="bullet"/>
+      <w:lvlText w:val=""/>
+      <w:lvlJc w:val="left"/>
+      <w:pPr>
+        <w:tabs>
+          <w:tab w:val="num" w:pos="6480"/>
+        </w:tabs>
+        <w:ind w:left="6480" w:hanging="360"/>
+      </w:pPr>
+      <w:rPr>
+        <w:rFonts w:ascii="Wingdings" w:hAnsi="Wingdings" w:hint="default"/>
+        <w:sz w:val="20"/>
+      </w:rPr>
+    </w:lvl>
+  </w:abstractNum>
   <w:num w:numId="1" w16cid:durableId="51317580">
-    <w:abstractNumId w:val="2"/>
+    <w:abstractNumId w:val="3"/>
   </w:num>
   <w:num w:numId="2" w16cid:durableId="2076586340">
     <w:abstractNumId w:val="0"/>
   </w:num>
   <w:num w:numId="3" w16cid:durableId="97798105">
-    <w:abstractNumId w:val="3"/>
+    <w:abstractNumId w:val="4"/>
   </w:num>
   <w:num w:numId="4" w16cid:durableId="451629299">
     <w:abstractNumId w:val="1"/>
+  </w:num>
+  <w:num w:numId="5" w16cid:durableId="161160695">
+    <w:abstractNumId w:val="5"/>
+  </w:num>
+  <w:num w:numId="6" w16cid:durableId="1232228429">
+    <w:abstractNumId w:val="2"/>
   </w:num>
 </w:numbering>
 </file>
@@ -3167,6 +4113,7 @@
   <w:style w:type="paragraph" w:default="1" w:styleId="Normal">
     <w:name w:val="Normal"/>
     <w:qFormat/>
+    <w:rsid w:val="00E64C90"/>
   </w:style>
   <w:style w:type="paragraph" w:styleId="Heading1">
     <w:name w:val="heading 1"/>
